--- a/lessons/7-5/downloads/reveal/teacher/7.5-session-2-prerequisite-practice-a.docx
+++ b/lessons/7-5/downloads/reveal/teacher/7.5-session-2-prerequisite-practice-a.docx
@@ -15,10 +15,28 @@
         <w:rPr>
           <w:rFonts w:ascii="Avenir Next" w:hAnsi="Avenir Next" w:cs="Avenir Next" w:eastAsia="Avenir Next"/>
           <w:color w:val="1A1A1A"/>
+          <w:sz w:val="22"/>
+          <w:szCs w:val="20"/>
+        </w:rPr>
+        <w:t xml:space="preserve">Name</w:t>
+      </w:r>
+      <w:r>
+        <w:rPr>
+          <w:rFonts w:ascii="Avenir Next" w:hAnsi="Avenir Next" w:cs="Avenir Next" w:eastAsia="Avenir Next"/>
+          <w:color w:val="1A1A1A"/>
           <w:sz w:val="20"/>
           <w:szCs w:val="20"/>
         </w:rPr>
-        <w:t xml:space="preserve">Name</w:t>
+        <w:tab/>
+      </w:r>
+      <w:r>
+        <w:rPr>
+          <w:rFonts w:ascii="Avenir Next" w:hAnsi="Avenir Next" w:cs="Avenir Next" w:eastAsia="Avenir Next"/>
+          <w:color w:val="1A1A1A"/>
+          <w:sz w:val="22"/>
+          <w:szCs w:val="20"/>
+        </w:rPr>
+        <w:t xml:space="preserve">   Date</w:t>
       </w:r>
       <w:r>
         <w:rPr>
@@ -33,25 +51,7 @@
         <w:rPr>
           <w:rFonts w:ascii="Avenir Next" w:hAnsi="Avenir Next" w:cs="Avenir Next" w:eastAsia="Avenir Next"/>
           <w:color w:val="1A1A1A"/>
-          <w:sz w:val="20"/>
-          <w:szCs w:val="20"/>
-        </w:rPr>
-        <w:t xml:space="preserve">   Date</w:t>
-      </w:r>
-      <w:r>
-        <w:rPr>
-          <w:rFonts w:ascii="Avenir Next" w:hAnsi="Avenir Next" w:cs="Avenir Next" w:eastAsia="Avenir Next"/>
-          <w:color w:val="1A1A1A"/>
-          <w:sz w:val="20"/>
-          <w:szCs w:val="20"/>
-        </w:rPr>
-        <w:tab/>
-      </w:r>
-      <w:r>
-        <w:rPr>
-          <w:rFonts w:ascii="Avenir Next" w:hAnsi="Avenir Next" w:cs="Avenir Next" w:eastAsia="Avenir Next"/>
-          <w:color w:val="1A1A1A"/>
-          <w:sz w:val="20"/>
+          <w:sz w:val="22"/>
           <w:szCs w:val="20"/>
         </w:rPr>
         <w:t xml:space="preserve">   Period</w:t>
@@ -78,7 +78,7 @@
           <w:caps/>
           <w:color w:val="003A70"/>
           <w:spacing w:val="12"/>
-          <w:sz w:val="19"/>
+          <w:sz w:val="22"/>
           <w:szCs w:val="19"/>
         </w:rPr>
         <w:t xml:space="preserve">Lesson 7-5  ·  Session 2  ·  Prerequisite Practice A  ·  Skill 1 of 2</w:t>
@@ -86,6 +86,7 @@
     </w:p>
     <w:p>
       <w:pPr>
+        <w:pStyle w:val="Heading1"/>
         <w:keepNext/>
         <w:spacing w:before="0" w:after="10" w:line="240" w:lineRule="auto"/>
       </w:pPr>
@@ -111,7 +112,7 @@
         <w:rPr>
           <w:rFonts w:ascii="Avenir Next" w:hAnsi="Avenir Next" w:cs="Avenir Next" w:eastAsia="Avenir Next"/>
           <w:color w:val="5A5F66"/>
-          <w:sz w:val="17"/>
+          <w:sz w:val="22"/>
           <w:szCs w:val="17"/>
         </w:rPr>
         <w:t xml:space="preserve">Builds on Grade 4 · 4.G.A.3</w:t>
@@ -154,6 +155,7 @@
           </w:tcPr>
           <w:p>
             <w:pPr>
+              <w:pStyle w:val="Heading2"/>
               <w:spacing w:before="0" w:after="0" w:line="252" w:lineRule="auto"/>
             </w:pPr>
             <w:r>
@@ -183,7 +185,7 @@
               <w:rPr>
                 <w:rFonts w:ascii="Avenir Next" w:hAnsi="Avenir Next" w:cs="Avenir Next" w:eastAsia="Avenir Next"/>
                 <w:color w:val="1A1A1A"/>
-                <w:sz w:val="20"/>
+                <w:sz w:val="22"/>
                 <w:szCs w:val="20"/>
               </w:rPr>
               <w:t xml:space="preserve">You will reflect (−6, 3) across the y-axis.</w:t>
@@ -203,6 +205,7 @@
           </w:tcPr>
           <w:p>
             <w:pPr>
+              <w:pStyle w:val="Heading2"/>
               <w:spacing w:before="0" w:after="0" w:line="252" w:lineRule="auto"/>
             </w:pPr>
             <w:r>
@@ -232,7 +235,7 @@
               <w:rPr>
                 <w:rFonts w:ascii="Avenir Next" w:hAnsi="Avenir Next" w:cs="Avenir Next" w:eastAsia="Avenir Next"/>
                 <w:color w:val="1A1A1A"/>
-                <w:sz w:val="20"/>
+                <w:sz w:val="22"/>
                 <w:szCs w:val="20"/>
               </w:rPr>
               <w:t xml:space="preserve">Find a mirror image: the same distance on the other side of the line.  </w:t>
@@ -242,7 +245,7 @@
                 <w:rFonts w:ascii="Avenir Next" w:hAnsi="Avenir Next" w:cs="Avenir Next" w:eastAsia="Avenir Next"/>
                 <w:b/>
                 <w:color w:val="1A1A1A"/>
-                <w:sz w:val="20"/>
+                <w:sz w:val="22"/>
                 <w:szCs w:val="20"/>
               </w:rPr>
               <w:t xml:space="preserve">You will use it in Practice Form A, problems 3 and 4.</w:t>
@@ -253,6 +256,7 @@
     </w:tbl>
     <w:p>
       <w:pPr>
+        <w:pStyle w:val="Heading2"/>
         <w:keepNext/>
         <w:pBdr>
           <w:bottom w:val="single" w:sz="8" w:space="3" w:color="003A70"/>
@@ -268,7 +272,7 @@
           <w:b/>
           <w:color w:val="003A70"/>
           <w:spacing w:val="14"/>
-          <w:sz w:val="19"/>
+          <w:sz w:val="22"/>
           <w:szCs w:val="19"/>
         </w:rPr>
         <w:t xml:space="preserve">STEPS TO FOLLOW</w:t>
@@ -287,7 +291,7 @@
           <w:rFonts w:ascii="Avenir Next" w:hAnsi="Avenir Next" w:cs="Avenir Next" w:eastAsia="Avenir Next"/>
           <w:i/>
           <w:color w:val="5A5F66"/>
-          <w:sz w:val="17"/>
+          <w:sz w:val="22"/>
           <w:szCs w:val="17"/>
         </w:rPr>
         <w:t xml:space="preserve">use these same steps on every problem</w:t>
@@ -329,6 +333,7 @@
           </w:tcPr>
           <w:p>
             <w:pPr>
+              <w:pStyle w:val="Heading1"/>
               <w:spacing w:before="0" w:after="0" w:line="240" w:lineRule="auto"/>
               <w:jc w:val="center"/>
             </w:pPr>
@@ -357,7 +362,7 @@
               <w:rPr>
                 <w:rFonts w:ascii="Avenir Next" w:hAnsi="Avenir Next" w:cs="Avenir Next" w:eastAsia="Avenir Next"/>
                 <w:color w:val="1A1A1A"/>
-                <w:sz w:val="21"/>
+                <w:sz w:val="22"/>
                 <w:szCs w:val="21"/>
               </w:rPr>
               <w:t xml:space="preserve">Count how far the point is from the </w:t>
@@ -367,7 +372,7 @@
                 <w:rFonts w:ascii="Avenir Next" w:hAnsi="Avenir Next" w:cs="Avenir Next" w:eastAsia="Avenir Next"/>
                 <w:b/>
                 <w:color w:val="1A1A1A"/>
-                <w:sz w:val="21"/>
+                <w:sz w:val="22"/>
                 <w:szCs w:val="21"/>
               </w:rPr>
               <w:t xml:space="preserve">mirror line</w:t>
@@ -376,7 +381,7 @@
               <w:rPr>
                 <w:rFonts w:ascii="Avenir Next" w:hAnsi="Avenir Next" w:cs="Avenir Next" w:eastAsia="Avenir Next"/>
                 <w:color w:val="1A1A1A"/>
-                <w:sz w:val="21"/>
+                <w:sz w:val="22"/>
                 <w:szCs w:val="21"/>
               </w:rPr>
               <w:t xml:space="preserve">.</w:t>
@@ -395,6 +400,7 @@
           </w:tcPr>
           <w:p>
             <w:pPr>
+              <w:pStyle w:val="Heading1"/>
               <w:spacing w:before="0" w:after="0" w:line="240" w:lineRule="auto"/>
               <w:jc w:val="center"/>
             </w:pPr>
@@ -423,7 +429,7 @@
               <w:rPr>
                 <w:rFonts w:ascii="Avenir Next" w:hAnsi="Avenir Next" w:cs="Avenir Next" w:eastAsia="Avenir Next"/>
                 <w:color w:val="1A1A1A"/>
-                <w:sz w:val="21"/>
+                <w:sz w:val="22"/>
                 <w:szCs w:val="21"/>
               </w:rPr>
               <w:t xml:space="preserve">Go the </w:t>
@@ -433,7 +439,7 @@
                 <w:rFonts w:ascii="Avenir Next" w:hAnsi="Avenir Next" w:cs="Avenir Next" w:eastAsia="Avenir Next"/>
                 <w:b/>
                 <w:color w:val="1A1A1A"/>
-                <w:sz w:val="21"/>
+                <w:sz w:val="22"/>
                 <w:szCs w:val="21"/>
               </w:rPr>
               <w:t xml:space="preserve">same distance</w:t>
@@ -442,7 +448,7 @@
               <w:rPr>
                 <w:rFonts w:ascii="Avenir Next" w:hAnsi="Avenir Next" w:cs="Avenir Next" w:eastAsia="Avenir Next"/>
                 <w:color w:val="1A1A1A"/>
-                <w:sz w:val="21"/>
+                <w:sz w:val="22"/>
                 <w:szCs w:val="21"/>
               </w:rPr>
               <w:t xml:space="preserve"> on the other side.</w:t>
@@ -461,6 +467,7 @@
           </w:tcPr>
           <w:p>
             <w:pPr>
+              <w:pStyle w:val="Heading1"/>
               <w:spacing w:before="0" w:after="0" w:line="240" w:lineRule="auto"/>
               <w:jc w:val="center"/>
             </w:pPr>
@@ -489,7 +496,7 @@
               <w:rPr>
                 <w:rFonts w:ascii="Avenir Next" w:hAnsi="Avenir Next" w:cs="Avenir Next" w:eastAsia="Avenir Next"/>
                 <w:color w:val="1A1A1A"/>
-                <w:sz w:val="21"/>
+                <w:sz w:val="22"/>
                 <w:szCs w:val="21"/>
               </w:rPr>
               <w:t xml:space="preserve">Keep the </w:t>
@@ -499,7 +506,7 @@
                 <w:rFonts w:ascii="Avenir Next" w:hAnsi="Avenir Next" w:cs="Avenir Next" w:eastAsia="Avenir Next"/>
                 <w:b/>
                 <w:color w:val="1A1A1A"/>
-                <w:sz w:val="21"/>
+                <w:sz w:val="22"/>
                 <w:szCs w:val="21"/>
               </w:rPr>
               <w:t xml:space="preserve">other coordinate</w:t>
@@ -508,7 +515,7 @@
               <w:rPr>
                 <w:rFonts w:ascii="Avenir Next" w:hAnsi="Avenir Next" w:cs="Avenir Next" w:eastAsia="Avenir Next"/>
                 <w:color w:val="1A1A1A"/>
-                <w:sz w:val="21"/>
+                <w:sz w:val="22"/>
                 <w:szCs w:val="21"/>
               </w:rPr>
               <w:t xml:space="preserve"> the same.</w:t>
@@ -519,6 +526,7 @@
     </w:tbl>
     <w:p>
       <w:pPr>
+        <w:pStyle w:val="Heading2"/>
         <w:keepNext/>
         <w:pBdr>
           <w:bottom w:val="single" w:sz="8" w:space="3" w:color="003A70"/>
@@ -534,7 +542,7 @@
           <w:b/>
           <w:color w:val="003A70"/>
           <w:spacing w:val="14"/>
-          <w:sz w:val="19"/>
+          <w:sz w:val="22"/>
           <w:szCs w:val="19"/>
         </w:rPr>
         <w:t xml:space="preserve">WATCH ME</w:t>
@@ -553,7 +561,7 @@
           <w:rFonts w:ascii="Avenir Next" w:hAnsi="Avenir Next" w:cs="Avenir Next" w:eastAsia="Avenir Next"/>
           <w:i/>
           <w:color w:val="5A5F66"/>
-          <w:sz w:val="17"/>
+          <w:sz w:val="22"/>
           <w:szCs w:val="17"/>
         </w:rPr>
         <w:t xml:space="preserve">the steps in action</w:t>
@@ -602,7 +610,7 @@
                 <w:rFonts w:ascii="Avenir Next" w:hAnsi="Avenir Next" w:cs="Avenir Next" w:eastAsia="Avenir Next"/>
                 <w:b/>
                 <w:color w:val="1A1A1A"/>
-                <w:sz w:val="21"/>
+                <w:sz w:val="22"/>
                 <w:szCs w:val="21"/>
               </w:rPr>
               <w:t xml:space="preserve">The mirror line goes straight up through 4. Find the image of A(2, 3).</w:t>
@@ -621,25 +629,25 @@
                 <w:rFonts w:ascii="Avenir Next" w:hAnsi="Avenir Next" w:cs="Avenir Next" w:eastAsia="Avenir Next"/>
                 <w:b/>
                 <w:color w:val="003A70"/>
+                <w:sz w:val="22"/>
+                <w:szCs w:val="19"/>
+              </w:rPr>
+              <w:t xml:space="preserve">Step 1</w:t>
+            </w:r>
+            <w:r>
+              <w:rPr>
+                <w:rFonts w:ascii="Avenir Next" w:hAnsi="Avenir Next" w:cs="Avenir Next" w:eastAsia="Avenir Next"/>
+                <w:color w:val="1A1A1A"/>
                 <w:sz w:val="19"/>
                 <w:szCs w:val="19"/>
               </w:rPr>
-              <w:t xml:space="preserve">Step 1</w:t>
-            </w:r>
-            <w:r>
-              <w:rPr>
-                <w:rFonts w:ascii="Avenir Next" w:hAnsi="Avenir Next" w:cs="Avenir Next" w:eastAsia="Avenir Next"/>
-                <w:color w:val="1A1A1A"/>
-                <w:sz w:val="19"/>
-                <w:szCs w:val="19"/>
-              </w:rPr>
               <w:tab/>
             </w:r>
             <w:r>
               <w:rPr>
                 <w:rFonts w:ascii="Avenir Next" w:hAnsi="Avenir Next" w:cs="Avenir Next" w:eastAsia="Avenir Next"/>
                 <w:color w:val="1A1A1A"/>
-                <w:sz w:val="21"/>
+                <w:sz w:val="22"/>
                 <w:szCs w:val="21"/>
               </w:rPr>
               <w:t xml:space="preserve">A is 2 units left of the line.</w:t>
@@ -658,25 +666,25 @@
                 <w:rFonts w:ascii="Avenir Next" w:hAnsi="Avenir Next" w:cs="Avenir Next" w:eastAsia="Avenir Next"/>
                 <w:b/>
                 <w:color w:val="003A70"/>
+                <w:sz w:val="22"/>
+                <w:szCs w:val="19"/>
+              </w:rPr>
+              <w:t xml:space="preserve">Step 2</w:t>
+            </w:r>
+            <w:r>
+              <w:rPr>
+                <w:rFonts w:ascii="Avenir Next" w:hAnsi="Avenir Next" w:cs="Avenir Next" w:eastAsia="Avenir Next"/>
+                <w:color w:val="1A1A1A"/>
                 <w:sz w:val="19"/>
                 <w:szCs w:val="19"/>
               </w:rPr>
-              <w:t xml:space="preserve">Step 2</w:t>
-            </w:r>
-            <w:r>
-              <w:rPr>
-                <w:rFonts w:ascii="Avenir Next" w:hAnsi="Avenir Next" w:cs="Avenir Next" w:eastAsia="Avenir Next"/>
-                <w:color w:val="1A1A1A"/>
-                <w:sz w:val="19"/>
-                <w:szCs w:val="19"/>
-              </w:rPr>
               <w:tab/>
             </w:r>
             <w:r>
               <w:rPr>
                 <w:rFonts w:ascii="Avenir Next" w:hAnsi="Avenir Next" w:cs="Avenir Next" w:eastAsia="Avenir Next"/>
                 <w:color w:val="1A1A1A"/>
-                <w:sz w:val="21"/>
+                <w:sz w:val="22"/>
                 <w:szCs w:val="21"/>
               </w:rPr>
               <w:t xml:space="preserve">Go 2 units right of the line: x = 6.</w:t>
@@ -695,25 +703,25 @@
                 <w:rFonts w:ascii="Avenir Next" w:hAnsi="Avenir Next" w:cs="Avenir Next" w:eastAsia="Avenir Next"/>
                 <w:b/>
                 <w:color w:val="003A70"/>
+                <w:sz w:val="22"/>
+                <w:szCs w:val="19"/>
+              </w:rPr>
+              <w:t xml:space="preserve">Step 3</w:t>
+            </w:r>
+            <w:r>
+              <w:rPr>
+                <w:rFonts w:ascii="Avenir Next" w:hAnsi="Avenir Next" w:cs="Avenir Next" w:eastAsia="Avenir Next"/>
+                <w:color w:val="1A1A1A"/>
                 <w:sz w:val="19"/>
                 <w:szCs w:val="19"/>
               </w:rPr>
-              <w:t xml:space="preserve">Step 3</w:t>
-            </w:r>
-            <w:r>
-              <w:rPr>
-                <w:rFonts w:ascii="Avenir Next" w:hAnsi="Avenir Next" w:cs="Avenir Next" w:eastAsia="Avenir Next"/>
-                <w:color w:val="1A1A1A"/>
-                <w:sz w:val="19"/>
-                <w:szCs w:val="19"/>
-              </w:rPr>
               <w:tab/>
             </w:r>
             <w:r>
               <w:rPr>
                 <w:rFonts w:ascii="Avenir Next" w:hAnsi="Avenir Next" w:cs="Avenir Next" w:eastAsia="Avenir Next"/>
                 <w:color w:val="1A1A1A"/>
-                <w:sz w:val="21"/>
+                <w:sz w:val="22"/>
                 <w:szCs w:val="21"/>
               </w:rPr>
               <w:t xml:space="preserve">y stays 3. The image is (6, 3).</w:t>
@@ -732,18 +740,18 @@
                 <w:rFonts w:ascii="Avenir Next" w:hAnsi="Avenir Next" w:cs="Avenir Next" w:eastAsia="Avenir Next"/>
                 <w:b/>
                 <w:color w:val="1A1A1A"/>
+                <w:sz w:val="22"/>
+                <w:szCs w:val="21"/>
+              </w:rPr>
+              <w:t xml:space="preserve">Answer</w:t>
+            </w:r>
+            <w:r>
+              <w:rPr>
+                <w:rFonts w:ascii="Avenir Next" w:hAnsi="Avenir Next" w:cs="Avenir Next" w:eastAsia="Avenir Next"/>
+                <w:color w:val="1A1A1A"/>
                 <w:sz w:val="21"/>
                 <w:szCs w:val="21"/>
               </w:rPr>
-              <w:t xml:space="preserve">Answer</w:t>
-            </w:r>
-            <w:r>
-              <w:rPr>
-                <w:rFonts w:ascii="Avenir Next" w:hAnsi="Avenir Next" w:cs="Avenir Next" w:eastAsia="Avenir Next"/>
-                <w:color w:val="1A1A1A"/>
-                <w:sz w:val="21"/>
-                <w:szCs w:val="21"/>
-              </w:rPr>
               <w:tab/>
             </w:r>
             <w:r>
@@ -751,7 +759,7 @@
                 <w:rFonts w:ascii="Avenir Next" w:hAnsi="Avenir Next" w:cs="Avenir Next" w:eastAsia="Avenir Next"/>
                 <w:b/>
                 <w:color w:val="1A1A1A"/>
-                <w:sz w:val="21"/>
+                <w:sz w:val="22"/>
                 <w:szCs w:val="21"/>
               </w:rPr>
               <w:t xml:space="preserve">(6, 3)</w:t>
@@ -772,7 +780,7 @@
               <w:drawing>
                 <wp:inline distT="0" distB="0" distL="0" distR="0">
                   <wp:extent cx="1545336" cy="1508760"/>
-                  <wp:docPr id="1" name="Figure 1"/>
+                  <wp:docPr id="1" name="Figure 1" descr="Coordinate grid. Horizontal axis x: 0 to 8, ticks every 1. Vertical axis y: 0 to 8, ticks every 1. Points: x: 2; y: 3; label: A, x: 6; y: 3; label: B. Segments: 4, 0, 4, 8."/>
                   <a:graphic xmlns:a="http://schemas.openxmlformats.org/drawingml/2006/main">
                     <a:graphicData uri="http://schemas.openxmlformats.org/drawingml/2006/picture">
                       <pic:pic xmlns:pic="http://schemas.openxmlformats.org/drawingml/2006/picture">
@@ -812,6 +820,7 @@
     </w:p>
     <w:p>
       <w:pPr>
+        <w:pStyle w:val="Heading2"/>
         <w:keepNext/>
         <w:pBdr>
           <w:bottom w:val="single" w:sz="8" w:space="3" w:color="003A70"/>
@@ -827,7 +836,7 @@
           <w:b/>
           <w:color w:val="003A70"/>
           <w:spacing w:val="14"/>
-          <w:sz w:val="19"/>
+          <w:sz w:val="22"/>
           <w:szCs w:val="19"/>
         </w:rPr>
         <w:t xml:space="preserve">TRY IT WITH HELP</w:t>
@@ -846,7 +855,7 @@
           <w:rFonts w:ascii="Avenir Next" w:hAnsi="Avenir Next" w:cs="Avenir Next" w:eastAsia="Avenir Next"/>
           <w:i/>
           <w:color w:val="5A5F66"/>
-          <w:sz w:val="17"/>
+          <w:sz w:val="22"/>
           <w:szCs w:val="17"/>
         </w:rPr>
         <w:t xml:space="preserve">fill in each step</w:t>
@@ -904,35 +913,35 @@
           <w:rFonts w:ascii="Avenir Next" w:hAnsi="Avenir Next" w:cs="Avenir Next" w:eastAsia="Avenir Next"/>
           <w:b/>
           <w:color w:val="003A70"/>
+          <w:sz w:val="22"/>
+          <w:szCs w:val="18"/>
+        </w:rPr>
+        <w:t xml:space="preserve">Step 1</w:t>
+      </w:r>
+      <w:r>
+        <w:rPr>
+          <w:rFonts w:ascii="Avenir Next" w:hAnsi="Avenir Next" w:cs="Avenir Next" w:eastAsia="Avenir Next"/>
+          <w:color w:val="1A1A1A"/>
           <w:sz w:val="18"/>
           <w:szCs w:val="18"/>
         </w:rPr>
-        <w:t xml:space="preserve">Step 1</w:t>
-      </w:r>
-      <w:r>
-        <w:rPr>
-          <w:rFonts w:ascii="Avenir Next" w:hAnsi="Avenir Next" w:cs="Avenir Next" w:eastAsia="Avenir Next"/>
-          <w:color w:val="1A1A1A"/>
-          <w:sz w:val="18"/>
-          <w:szCs w:val="18"/>
-        </w:rPr>
         <w:tab/>
       </w:r>
       <w:r>
         <w:rPr>
           <w:rFonts w:ascii="Avenir Next" w:hAnsi="Avenir Next" w:cs="Avenir Next" w:eastAsia="Avenir Next"/>
           <w:color w:val="1A1A1A"/>
+          <w:sz w:val="22"/>
+          <w:szCs w:val="21"/>
+        </w:rPr>
+        <w:t xml:space="preserve">(3, 2) is </w:t>
+      </w:r>
+      <w:r>
+        <w:rPr>
+          <w:rFonts w:ascii="Avenir Next" w:hAnsi="Avenir Next" w:cs="Avenir Next" w:eastAsia="Avenir Next"/>
+          <w:color w:val="1A1A1A"/>
           <w:sz w:val="21"/>
           <w:szCs w:val="21"/>
-        </w:rPr>
-        <w:t xml:space="preserve">(3, 2) is </w:t>
-      </w:r>
-      <w:r>
-        <w:rPr>
-          <w:rFonts w:ascii="Avenir Next" w:hAnsi="Avenir Next" w:cs="Avenir Next" w:eastAsia="Avenir Next"/>
-          <w:color w:val="1A1A1A"/>
-          <w:sz w:val="21"/>
-          <w:szCs w:val="21"/>
           <w:u w:val="single"/>
         </w:rPr>
         <w:t xml:space="preserve">                </w:t>
@@ -941,7 +950,7 @@
         <w:rPr>
           <w:rFonts w:ascii="Avenir Next" w:hAnsi="Avenir Next" w:cs="Avenir Next" w:eastAsia="Avenir Next"/>
           <w:color w:val="1A1A1A"/>
-          <w:sz w:val="21"/>
+          <w:sz w:val="22"/>
           <w:szCs w:val="21"/>
         </w:rPr>
         <w:t xml:space="preserve"> unit left of the line.</w:t>
@@ -961,35 +970,35 @@
           <w:rFonts w:ascii="Avenir Next" w:hAnsi="Avenir Next" w:cs="Avenir Next" w:eastAsia="Avenir Next"/>
           <w:b/>
           <w:color w:val="003A70"/>
+          <w:sz w:val="22"/>
+          <w:szCs w:val="18"/>
+        </w:rPr>
+        <w:t xml:space="preserve">Step 2</w:t>
+      </w:r>
+      <w:r>
+        <w:rPr>
+          <w:rFonts w:ascii="Avenir Next" w:hAnsi="Avenir Next" w:cs="Avenir Next" w:eastAsia="Avenir Next"/>
+          <w:color w:val="1A1A1A"/>
           <w:sz w:val="18"/>
           <w:szCs w:val="18"/>
         </w:rPr>
-        <w:t xml:space="preserve">Step 2</w:t>
-      </w:r>
-      <w:r>
-        <w:rPr>
-          <w:rFonts w:ascii="Avenir Next" w:hAnsi="Avenir Next" w:cs="Avenir Next" w:eastAsia="Avenir Next"/>
-          <w:color w:val="1A1A1A"/>
-          <w:sz w:val="18"/>
-          <w:szCs w:val="18"/>
-        </w:rPr>
         <w:tab/>
       </w:r>
       <w:r>
         <w:rPr>
           <w:rFonts w:ascii="Avenir Next" w:hAnsi="Avenir Next" w:cs="Avenir Next" w:eastAsia="Avenir Next"/>
           <w:color w:val="1A1A1A"/>
+          <w:sz w:val="22"/>
+          <w:szCs w:val="21"/>
+        </w:rPr>
+        <w:t xml:space="preserve">Go 1 unit right of the line: x = </w:t>
+      </w:r>
+      <w:r>
+        <w:rPr>
+          <w:rFonts w:ascii="Avenir Next" w:hAnsi="Avenir Next" w:cs="Avenir Next" w:eastAsia="Avenir Next"/>
+          <w:color w:val="1A1A1A"/>
           <w:sz w:val="21"/>
           <w:szCs w:val="21"/>
-        </w:rPr>
-        <w:t xml:space="preserve">Go 1 unit right of the line: x = </w:t>
-      </w:r>
-      <w:r>
-        <w:rPr>
-          <w:rFonts w:ascii="Avenir Next" w:hAnsi="Avenir Next" w:cs="Avenir Next" w:eastAsia="Avenir Next"/>
-          <w:color w:val="1A1A1A"/>
-          <w:sz w:val="21"/>
-          <w:szCs w:val="21"/>
           <w:u w:val="single"/>
         </w:rPr>
         <w:t xml:space="preserve">                </w:t>
@@ -998,7 +1007,7 @@
         <w:rPr>
           <w:rFonts w:ascii="Avenir Next" w:hAnsi="Avenir Next" w:cs="Avenir Next" w:eastAsia="Avenir Next"/>
           <w:color w:val="1A1A1A"/>
-          <w:sz w:val="21"/>
+          <w:sz w:val="22"/>
           <w:szCs w:val="21"/>
         </w:rPr>
         <w:t xml:space="preserve">.</w:t>
@@ -1018,35 +1027,35 @@
           <w:rFonts w:ascii="Avenir Next" w:hAnsi="Avenir Next" w:cs="Avenir Next" w:eastAsia="Avenir Next"/>
           <w:b/>
           <w:color w:val="003A70"/>
+          <w:sz w:val="22"/>
+          <w:szCs w:val="18"/>
+        </w:rPr>
+        <w:t xml:space="preserve">Step 3</w:t>
+      </w:r>
+      <w:r>
+        <w:rPr>
+          <w:rFonts w:ascii="Avenir Next" w:hAnsi="Avenir Next" w:cs="Avenir Next" w:eastAsia="Avenir Next"/>
+          <w:color w:val="1A1A1A"/>
           <w:sz w:val="18"/>
           <w:szCs w:val="18"/>
         </w:rPr>
-        <w:t xml:space="preserve">Step 3</w:t>
-      </w:r>
-      <w:r>
-        <w:rPr>
-          <w:rFonts w:ascii="Avenir Next" w:hAnsi="Avenir Next" w:cs="Avenir Next" w:eastAsia="Avenir Next"/>
-          <w:color w:val="1A1A1A"/>
-          <w:sz w:val="18"/>
-          <w:szCs w:val="18"/>
-        </w:rPr>
         <w:tab/>
       </w:r>
       <w:r>
         <w:rPr>
           <w:rFonts w:ascii="Avenir Next" w:hAnsi="Avenir Next" w:cs="Avenir Next" w:eastAsia="Avenir Next"/>
           <w:color w:val="1A1A1A"/>
+          <w:sz w:val="22"/>
+          <w:szCs w:val="21"/>
+        </w:rPr>
+        <w:t xml:space="preserve">y stays 2. The image is </w:t>
+      </w:r>
+      <w:r>
+        <w:rPr>
+          <w:rFonts w:ascii="Avenir Next" w:hAnsi="Avenir Next" w:cs="Avenir Next" w:eastAsia="Avenir Next"/>
+          <w:color w:val="1A1A1A"/>
           <w:sz w:val="21"/>
           <w:szCs w:val="21"/>
-        </w:rPr>
-        <w:t xml:space="preserve">y stays 2. The image is </w:t>
-      </w:r>
-      <w:r>
-        <w:rPr>
-          <w:rFonts w:ascii="Avenir Next" w:hAnsi="Avenir Next" w:cs="Avenir Next" w:eastAsia="Avenir Next"/>
-          <w:color w:val="1A1A1A"/>
-          <w:sz w:val="21"/>
-          <w:szCs w:val="21"/>
           <w:u w:val="single"/>
         </w:rPr>
         <w:t xml:space="preserve">                </w:t>
@@ -1055,7 +1064,7 @@
         <w:rPr>
           <w:rFonts w:ascii="Avenir Next" w:hAnsi="Avenir Next" w:cs="Avenir Next" w:eastAsia="Avenir Next"/>
           <w:color w:val="1A1A1A"/>
-          <w:sz w:val="21"/>
+          <w:sz w:val="22"/>
           <w:szCs w:val="21"/>
         </w:rPr>
         <w:t xml:space="preserve">.</w:t>
@@ -1118,35 +1127,35 @@
           <w:rFonts w:ascii="Avenir Next" w:hAnsi="Avenir Next" w:cs="Avenir Next" w:eastAsia="Avenir Next"/>
           <w:b/>
           <w:color w:val="003A70"/>
+          <w:sz w:val="22"/>
+          <w:szCs w:val="18"/>
+        </w:rPr>
+        <w:t xml:space="preserve">Step 1</w:t>
+      </w:r>
+      <w:r>
+        <w:rPr>
+          <w:rFonts w:ascii="Avenir Next" w:hAnsi="Avenir Next" w:cs="Avenir Next" w:eastAsia="Avenir Next"/>
+          <w:color w:val="1A1A1A"/>
           <w:sz w:val="18"/>
           <w:szCs w:val="18"/>
         </w:rPr>
-        <w:t xml:space="preserve">Step 1</w:t>
-      </w:r>
-      <w:r>
-        <w:rPr>
-          <w:rFonts w:ascii="Avenir Next" w:hAnsi="Avenir Next" w:cs="Avenir Next" w:eastAsia="Avenir Next"/>
-          <w:color w:val="1A1A1A"/>
-          <w:sz w:val="18"/>
-          <w:szCs w:val="18"/>
-        </w:rPr>
         <w:tab/>
       </w:r>
       <w:r>
         <w:rPr>
           <w:rFonts w:ascii="Avenir Next" w:hAnsi="Avenir Next" w:cs="Avenir Next" w:eastAsia="Avenir Next"/>
           <w:color w:val="1A1A1A"/>
+          <w:sz w:val="22"/>
+          <w:szCs w:val="21"/>
+        </w:rPr>
+        <w:t xml:space="preserve">(1, 6) is </w:t>
+      </w:r>
+      <w:r>
+        <w:rPr>
+          <w:rFonts w:ascii="Avenir Next" w:hAnsi="Avenir Next" w:cs="Avenir Next" w:eastAsia="Avenir Next"/>
+          <w:color w:val="1A1A1A"/>
           <w:sz w:val="21"/>
           <w:szCs w:val="21"/>
-        </w:rPr>
-        <w:t xml:space="preserve">(1, 6) is </w:t>
-      </w:r>
-      <w:r>
-        <w:rPr>
-          <w:rFonts w:ascii="Avenir Next" w:hAnsi="Avenir Next" w:cs="Avenir Next" w:eastAsia="Avenir Next"/>
-          <w:color w:val="1A1A1A"/>
-          <w:sz w:val="21"/>
-          <w:szCs w:val="21"/>
           <w:u w:val="single"/>
         </w:rPr>
         <w:t xml:space="preserve">                </w:t>
@@ -1155,7 +1164,7 @@
         <w:rPr>
           <w:rFonts w:ascii="Avenir Next" w:hAnsi="Avenir Next" w:cs="Avenir Next" w:eastAsia="Avenir Next"/>
           <w:color w:val="1A1A1A"/>
-          <w:sz w:val="21"/>
+          <w:sz w:val="22"/>
           <w:szCs w:val="21"/>
         </w:rPr>
         <w:t xml:space="preserve"> units left of the line.</w:t>
@@ -1175,35 +1184,35 @@
           <w:rFonts w:ascii="Avenir Next" w:hAnsi="Avenir Next" w:cs="Avenir Next" w:eastAsia="Avenir Next"/>
           <w:b/>
           <w:color w:val="003A70"/>
+          <w:sz w:val="22"/>
+          <w:szCs w:val="18"/>
+        </w:rPr>
+        <w:t xml:space="preserve">Step 2</w:t>
+      </w:r>
+      <w:r>
+        <w:rPr>
+          <w:rFonts w:ascii="Avenir Next" w:hAnsi="Avenir Next" w:cs="Avenir Next" w:eastAsia="Avenir Next"/>
+          <w:color w:val="1A1A1A"/>
           <w:sz w:val="18"/>
           <w:szCs w:val="18"/>
         </w:rPr>
-        <w:t xml:space="preserve">Step 2</w:t>
-      </w:r>
-      <w:r>
-        <w:rPr>
-          <w:rFonts w:ascii="Avenir Next" w:hAnsi="Avenir Next" w:cs="Avenir Next" w:eastAsia="Avenir Next"/>
-          <w:color w:val="1A1A1A"/>
-          <w:sz w:val="18"/>
-          <w:szCs w:val="18"/>
-        </w:rPr>
         <w:tab/>
       </w:r>
       <w:r>
         <w:rPr>
           <w:rFonts w:ascii="Avenir Next" w:hAnsi="Avenir Next" w:cs="Avenir Next" w:eastAsia="Avenir Next"/>
           <w:color w:val="1A1A1A"/>
+          <w:sz w:val="22"/>
+          <w:szCs w:val="21"/>
+        </w:rPr>
+        <w:t xml:space="preserve">Go 3 units right of the line: x = </w:t>
+      </w:r>
+      <w:r>
+        <w:rPr>
+          <w:rFonts w:ascii="Avenir Next" w:hAnsi="Avenir Next" w:cs="Avenir Next" w:eastAsia="Avenir Next"/>
+          <w:color w:val="1A1A1A"/>
           <w:sz w:val="21"/>
           <w:szCs w:val="21"/>
-        </w:rPr>
-        <w:t xml:space="preserve">Go 3 units right of the line: x = </w:t>
-      </w:r>
-      <w:r>
-        <w:rPr>
-          <w:rFonts w:ascii="Avenir Next" w:hAnsi="Avenir Next" w:cs="Avenir Next" w:eastAsia="Avenir Next"/>
-          <w:color w:val="1A1A1A"/>
-          <w:sz w:val="21"/>
-          <w:szCs w:val="21"/>
           <w:u w:val="single"/>
         </w:rPr>
         <w:t xml:space="preserve">                </w:t>
@@ -1212,7 +1221,7 @@
         <w:rPr>
           <w:rFonts w:ascii="Avenir Next" w:hAnsi="Avenir Next" w:cs="Avenir Next" w:eastAsia="Avenir Next"/>
           <w:color w:val="1A1A1A"/>
-          <w:sz w:val="21"/>
+          <w:sz w:val="22"/>
           <w:szCs w:val="21"/>
         </w:rPr>
         <w:t xml:space="preserve">.</w:t>
@@ -1232,35 +1241,35 @@
           <w:rFonts w:ascii="Avenir Next" w:hAnsi="Avenir Next" w:cs="Avenir Next" w:eastAsia="Avenir Next"/>
           <w:b/>
           <w:color w:val="003A70"/>
+          <w:sz w:val="22"/>
+          <w:szCs w:val="18"/>
+        </w:rPr>
+        <w:t xml:space="preserve">Step 3</w:t>
+      </w:r>
+      <w:r>
+        <w:rPr>
+          <w:rFonts w:ascii="Avenir Next" w:hAnsi="Avenir Next" w:cs="Avenir Next" w:eastAsia="Avenir Next"/>
+          <w:color w:val="1A1A1A"/>
           <w:sz w:val="18"/>
           <w:szCs w:val="18"/>
         </w:rPr>
-        <w:t xml:space="preserve">Step 3</w:t>
-      </w:r>
-      <w:r>
-        <w:rPr>
-          <w:rFonts w:ascii="Avenir Next" w:hAnsi="Avenir Next" w:cs="Avenir Next" w:eastAsia="Avenir Next"/>
-          <w:color w:val="1A1A1A"/>
-          <w:sz w:val="18"/>
-          <w:szCs w:val="18"/>
-        </w:rPr>
         <w:tab/>
       </w:r>
       <w:r>
         <w:rPr>
           <w:rFonts w:ascii="Avenir Next" w:hAnsi="Avenir Next" w:cs="Avenir Next" w:eastAsia="Avenir Next"/>
           <w:color w:val="1A1A1A"/>
+          <w:sz w:val="22"/>
+          <w:szCs w:val="21"/>
+        </w:rPr>
+        <w:t xml:space="preserve">y stays 6. The image is </w:t>
+      </w:r>
+      <w:r>
+        <w:rPr>
+          <w:rFonts w:ascii="Avenir Next" w:hAnsi="Avenir Next" w:cs="Avenir Next" w:eastAsia="Avenir Next"/>
+          <w:color w:val="1A1A1A"/>
           <w:sz w:val="21"/>
           <w:szCs w:val="21"/>
-        </w:rPr>
-        <w:t xml:space="preserve">y stays 6. The image is </w:t>
-      </w:r>
-      <w:r>
-        <w:rPr>
-          <w:rFonts w:ascii="Avenir Next" w:hAnsi="Avenir Next" w:cs="Avenir Next" w:eastAsia="Avenir Next"/>
-          <w:color w:val="1A1A1A"/>
-          <w:sz w:val="21"/>
-          <w:szCs w:val="21"/>
           <w:u w:val="single"/>
         </w:rPr>
         <w:t xml:space="preserve">                </w:t>
@@ -1269,7 +1278,7 @@
         <w:rPr>
           <w:rFonts w:ascii="Avenir Next" w:hAnsi="Avenir Next" w:cs="Avenir Next" w:eastAsia="Avenir Next"/>
           <w:color w:val="1A1A1A"/>
-          <w:sz w:val="21"/>
+          <w:sz w:val="22"/>
           <w:szCs w:val="21"/>
         </w:rPr>
         <w:t xml:space="preserve">.</w:t>
@@ -1282,6 +1291,7 @@
     </w:p>
     <w:p>
       <w:pPr>
+        <w:pStyle w:val="Heading2"/>
         <w:keepNext/>
         <w:pBdr>
           <w:bottom w:val="single" w:sz="8" w:space="3" w:color="003A70"/>
@@ -1297,7 +1307,7 @@
           <w:b/>
           <w:color w:val="003A70"/>
           <w:spacing w:val="14"/>
-          <w:sz w:val="19"/>
+          <w:sz w:val="22"/>
           <w:szCs w:val="19"/>
         </w:rPr>
         <w:t xml:space="preserve">YOUR TURN</w:t>
@@ -1316,7 +1326,7 @@
           <w:rFonts w:ascii="Avenir Next" w:hAnsi="Avenir Next" w:cs="Avenir Next" w:eastAsia="Avenir Next"/>
           <w:i/>
           <w:color w:val="5A5F66"/>
-          <w:sz w:val="17"/>
+          <w:sz w:val="22"/>
           <w:szCs w:val="17"/>
         </w:rPr>
         <w:t xml:space="preserve">use the steps on your own</w:t>
@@ -1827,7 +1837,7 @@
       <w:pPr>
         <w:pageBreakBefore/>
         <w:keepNext/>
-        <w:spacing w:before="0" w:after="12" w:line="264" w:lineRule="auto"/>
+        <w:spacing w:before="0" w:after="10" w:line="252" w:lineRule="auto"/>
       </w:pPr>
       <w:r>
         <w:rPr>
@@ -1836,7 +1846,7 @@
           <w:caps/>
           <w:color w:val="003A70"/>
           <w:spacing w:val="12"/>
-          <w:sz w:val="19"/>
+          <w:sz w:val="22"/>
           <w:szCs w:val="19"/>
         </w:rPr>
         <w:t xml:space="preserve">Lesson 7-5  ·  Session 2  ·  Prerequisite Practice A  ·  Skill 2 of 2</w:t>
@@ -1844,8 +1854,9 @@
     </w:p>
     <w:p>
       <w:pPr>
+        <w:pStyle w:val="Heading1"/>
         <w:keepNext/>
-        <w:spacing w:before="0" w:after="10" w:line="240" w:lineRule="auto"/>
+        <w:spacing w:before="0" w:after="8" w:line="240" w:lineRule="auto"/>
       </w:pPr>
       <w:r>
         <w:rPr>
@@ -1863,13 +1874,13 @@
         <w:pBdr>
           <w:bottom w:val="single" w:sz="4" w:space="5" w:color="C9CDD2"/>
         </w:pBdr>
-        <w:spacing w:before="0" w:after="60" w:line="264" w:lineRule="auto"/>
+        <w:spacing w:before="0" w:after="51" w:line="252" w:lineRule="auto"/>
       </w:pPr>
       <w:r>
         <w:rPr>
           <w:rFonts w:ascii="Avenir Next" w:hAnsi="Avenir Next" w:cs="Avenir Next" w:eastAsia="Avenir Next"/>
           <w:color w:val="5A5F66"/>
-          <w:sz w:val="17"/>
+          <w:sz w:val="22"/>
           <w:szCs w:val="17"/>
         </w:rPr>
         <w:t xml:space="preserve">Builds on Grade 5 · 5.G.A.1</w:t>
@@ -1912,7 +1923,8 @@
           </w:tcPr>
           <w:p>
             <w:pPr>
-              <w:spacing w:before="0" w:after="0" w:line="252" w:lineRule="auto"/>
+              <w:pStyle w:val="Heading2"/>
+              <w:spacing w:before="0" w:after="0" w:line="246" w:lineRule="auto"/>
             </w:pPr>
             <w:r>
               <w:rPr>
@@ -1935,13 +1947,13 @@
           </w:tcPr>
           <w:p>
             <w:pPr>
-              <w:spacing w:before="0" w:after="0" w:line="264" w:lineRule="auto"/>
+              <w:spacing w:before="0" w:after="0" w:line="252" w:lineRule="auto"/>
             </w:pPr>
             <w:r>
               <w:rPr>
                 <w:rFonts w:ascii="Avenir Next" w:hAnsi="Avenir Next" w:cs="Avenir Next" w:eastAsia="Avenir Next"/>
                 <w:color w:val="1A1A1A"/>
-                <w:sz w:val="20"/>
+                <w:sz w:val="22"/>
                 <w:szCs w:val="20"/>
               </w:rPr>
               <w:t xml:space="preserve">You will see that (2, −7) and (2, 7) differ only in y.</w:t>
@@ -1961,7 +1973,8 @@
           </w:tcPr>
           <w:p>
             <w:pPr>
-              <w:spacing w:before="0" w:after="0" w:line="252" w:lineRule="auto"/>
+              <w:pStyle w:val="Heading2"/>
+              <w:spacing w:before="0" w:after="0" w:line="246" w:lineRule="auto"/>
             </w:pPr>
             <w:r>
               <w:rPr>
@@ -1984,13 +1997,13 @@
           </w:tcPr>
           <w:p>
             <w:pPr>
-              <w:spacing w:before="0" w:after="0" w:line="264" w:lineRule="auto"/>
+              <w:spacing w:before="0" w:after="0" w:line="252" w:lineRule="auto"/>
             </w:pPr>
             <w:r>
               <w:rPr>
                 <w:rFonts w:ascii="Avenir Next" w:hAnsi="Avenir Next" w:cs="Avenir Next" w:eastAsia="Avenir Next"/>
                 <w:color w:val="1A1A1A"/>
-                <w:sz w:val="20"/>
+                <w:sz w:val="22"/>
                 <w:szCs w:val="20"/>
               </w:rPr>
               <w:t xml:space="preserve">Name the x- and y-coordinates of a point, like (3, −5): x = 3, y = −5.  </w:t>
@@ -2000,7 +2013,7 @@
                 <w:rFonts w:ascii="Avenir Next" w:hAnsi="Avenir Next" w:cs="Avenir Next" w:eastAsia="Avenir Next"/>
                 <w:b/>
                 <w:color w:val="1A1A1A"/>
-                <w:sz w:val="20"/>
+                <w:sz w:val="22"/>
                 <w:szCs w:val="20"/>
               </w:rPr>
               <w:t xml:space="preserve">You will use it in Practice Form A, problems 5 and 6.</w:t>
@@ -2011,6 +2024,7 @@
     </w:tbl>
     <w:p>
       <w:pPr>
+        <w:pStyle w:val="Heading2"/>
         <w:keepNext/>
         <w:pBdr>
           <w:bottom w:val="single" w:sz="8" w:space="3" w:color="003A70"/>
@@ -2018,7 +2032,7 @@
         <w:tabs>
           <w:tab w:val="right" w:pos="9504"/>
         </w:tabs>
-        <w:spacing w:before="50" w:after="36" w:line="240" w:lineRule="auto"/>
+        <w:spacing w:before="42" w:after="31" w:line="240" w:lineRule="auto"/>
       </w:pPr>
       <w:r>
         <w:rPr>
@@ -2026,7 +2040,7 @@
           <w:b/>
           <w:color w:val="003A70"/>
           <w:spacing w:val="14"/>
-          <w:sz w:val="19"/>
+          <w:sz w:val="22"/>
           <w:szCs w:val="19"/>
         </w:rPr>
         <w:t xml:space="preserve">STEPS TO FOLLOW</w:t>
@@ -2045,7 +2059,7 @@
           <w:rFonts w:ascii="Avenir Next" w:hAnsi="Avenir Next" w:cs="Avenir Next" w:eastAsia="Avenir Next"/>
           <w:i/>
           <w:color w:val="5A5F66"/>
-          <w:sz w:val="17"/>
+          <w:sz w:val="22"/>
           <w:szCs w:val="17"/>
         </w:rPr>
         <w:t xml:space="preserve">use these same steps on every problem</w:t>
@@ -2087,6 +2101,7 @@
           </w:tcPr>
           <w:p>
             <w:pPr>
+              <w:pStyle w:val="Heading1"/>
               <w:spacing w:before="0" w:after="0" w:line="240" w:lineRule="auto"/>
               <w:jc w:val="center"/>
             </w:pPr>
@@ -2109,13 +2124,13 @@
           </w:tcPr>
           <w:p>
             <w:pPr>
-              <w:spacing w:before="0" w:after="0" w:line="264" w:lineRule="auto"/>
+              <w:spacing w:before="0" w:after="0" w:line="252" w:lineRule="auto"/>
             </w:pPr>
             <w:r>
               <w:rPr>
                 <w:rFonts w:ascii="Avenir Next" w:hAnsi="Avenir Next" w:cs="Avenir Next" w:eastAsia="Avenir Next"/>
                 <w:color w:val="1A1A1A"/>
-                <w:sz w:val="21"/>
+                <w:sz w:val="22"/>
                 <w:szCs w:val="21"/>
               </w:rPr>
               <w:t xml:space="preserve">The </w:t>
@@ -2125,7 +2140,7 @@
                 <w:rFonts w:ascii="Avenir Next" w:hAnsi="Avenir Next" w:cs="Avenir Next" w:eastAsia="Avenir Next"/>
                 <w:b/>
                 <w:color w:val="1A1A1A"/>
-                <w:sz w:val="21"/>
+                <w:sz w:val="22"/>
                 <w:szCs w:val="21"/>
               </w:rPr>
               <w:t xml:space="preserve">first</w:t>
@@ -2134,7 +2149,7 @@
               <w:rPr>
                 <w:rFonts w:ascii="Avenir Next" w:hAnsi="Avenir Next" w:cs="Avenir Next" w:eastAsia="Avenir Next"/>
                 <w:color w:val="1A1A1A"/>
-                <w:sz w:val="21"/>
+                <w:sz w:val="22"/>
                 <w:szCs w:val="21"/>
               </w:rPr>
               <w:t xml:space="preserve"> number is x (left or right).</w:t>
@@ -2153,6 +2168,7 @@
           </w:tcPr>
           <w:p>
             <w:pPr>
+              <w:pStyle w:val="Heading1"/>
               <w:spacing w:before="0" w:after="0" w:line="240" w:lineRule="auto"/>
               <w:jc w:val="center"/>
             </w:pPr>
@@ -2175,13 +2191,13 @@
           </w:tcPr>
           <w:p>
             <w:pPr>
-              <w:spacing w:before="0" w:after="0" w:line="264" w:lineRule="auto"/>
+              <w:spacing w:before="0" w:after="0" w:line="252" w:lineRule="auto"/>
             </w:pPr>
             <w:r>
               <w:rPr>
                 <w:rFonts w:ascii="Avenir Next" w:hAnsi="Avenir Next" w:cs="Avenir Next" w:eastAsia="Avenir Next"/>
                 <w:color w:val="1A1A1A"/>
-                <w:sz w:val="21"/>
+                <w:sz w:val="22"/>
                 <w:szCs w:val="21"/>
               </w:rPr>
               <w:t xml:space="preserve">The </w:t>
@@ -2191,7 +2207,7 @@
                 <w:rFonts w:ascii="Avenir Next" w:hAnsi="Avenir Next" w:cs="Avenir Next" w:eastAsia="Avenir Next"/>
                 <w:b/>
                 <w:color w:val="1A1A1A"/>
-                <w:sz w:val="21"/>
+                <w:sz w:val="22"/>
                 <w:szCs w:val="21"/>
               </w:rPr>
               <w:t xml:space="preserve">second</w:t>
@@ -2200,7 +2216,7 @@
               <w:rPr>
                 <w:rFonts w:ascii="Avenir Next" w:hAnsi="Avenir Next" w:cs="Avenir Next" w:eastAsia="Avenir Next"/>
                 <w:color w:val="1A1A1A"/>
-                <w:sz w:val="21"/>
+                <w:sz w:val="22"/>
                 <w:szCs w:val="21"/>
               </w:rPr>
               <w:t xml:space="preserve"> number is y (up or down).</w:t>
@@ -2219,6 +2235,7 @@
           </w:tcPr>
           <w:p>
             <w:pPr>
+              <w:pStyle w:val="Heading1"/>
               <w:spacing w:before="0" w:after="0" w:line="240" w:lineRule="auto"/>
               <w:jc w:val="center"/>
             </w:pPr>
@@ -2241,13 +2258,13 @@
           </w:tcPr>
           <w:p>
             <w:pPr>
-              <w:spacing w:before="0" w:after="0" w:line="264" w:lineRule="auto"/>
+              <w:spacing w:before="0" w:after="0" w:line="252" w:lineRule="auto"/>
             </w:pPr>
             <w:r>
               <w:rPr>
                 <w:rFonts w:ascii="Avenir Next" w:hAnsi="Avenir Next" w:cs="Avenir Next" w:eastAsia="Avenir Next"/>
                 <w:color w:val="1A1A1A"/>
-                <w:sz w:val="21"/>
+                <w:sz w:val="22"/>
                 <w:szCs w:val="21"/>
               </w:rPr>
               <w:t xml:space="preserve">Compare two points </w:t>
@@ -2257,7 +2274,7 @@
                 <w:rFonts w:ascii="Avenir Next" w:hAnsi="Avenir Next" w:cs="Avenir Next" w:eastAsia="Avenir Next"/>
                 <w:b/>
                 <w:color w:val="1A1A1A"/>
-                <w:sz w:val="21"/>
+                <w:sz w:val="22"/>
                 <w:szCs w:val="21"/>
               </w:rPr>
               <w:t xml:space="preserve">one coordinate</w:t>
@@ -2266,7 +2283,7 @@
               <w:rPr>
                 <w:rFonts w:ascii="Avenir Next" w:hAnsi="Avenir Next" w:cs="Avenir Next" w:eastAsia="Avenir Next"/>
                 <w:color w:val="1A1A1A"/>
-                <w:sz w:val="21"/>
+                <w:sz w:val="22"/>
                 <w:szCs w:val="21"/>
               </w:rPr>
               <w:t xml:space="preserve"> at a time.</w:t>
@@ -2277,6 +2294,7 @@
     </w:tbl>
     <w:p>
       <w:pPr>
+        <w:pStyle w:val="Heading2"/>
         <w:keepNext/>
         <w:pBdr>
           <w:bottom w:val="single" w:sz="8" w:space="3" w:color="003A70"/>
@@ -2284,7 +2302,7 @@
         <w:tabs>
           <w:tab w:val="right" w:pos="9504"/>
         </w:tabs>
-        <w:spacing w:before="50" w:after="36" w:line="240" w:lineRule="auto"/>
+        <w:spacing w:before="42" w:after="31" w:line="240" w:lineRule="auto"/>
       </w:pPr>
       <w:r>
         <w:rPr>
@@ -2292,7 +2310,7 @@
           <w:b/>
           <w:color w:val="003A70"/>
           <w:spacing w:val="14"/>
-          <w:sz w:val="19"/>
+          <w:sz w:val="22"/>
           <w:szCs w:val="19"/>
         </w:rPr>
         <w:t xml:space="preserve">WATCH ME</w:t>
@@ -2311,7 +2329,7 @@
           <w:rFonts w:ascii="Avenir Next" w:hAnsi="Avenir Next" w:cs="Avenir Next" w:eastAsia="Avenir Next"/>
           <w:i/>
           <w:color w:val="5A5F66"/>
-          <w:sz w:val="17"/>
+          <w:sz w:val="22"/>
           <w:szCs w:val="17"/>
         </w:rPr>
         <w:t xml:space="preserve">the steps in action</w:t>
@@ -2319,14 +2337,14 @@
     </w:p>
     <w:p>
       <w:pPr>
-        <w:spacing w:before="0" w:after="40" w:line="264" w:lineRule="auto"/>
+        <w:spacing w:before="0" w:after="34" w:line="252" w:lineRule="auto"/>
       </w:pPr>
       <w:r>
         <w:rPr>
           <w:rFonts w:ascii="Avenir Next" w:hAnsi="Avenir Next" w:cs="Avenir Next" w:eastAsia="Avenir Next"/>
           <w:b/>
           <w:color w:val="1A1A1A"/>
-          <w:sz w:val="21"/>
+          <w:sz w:val="22"/>
           <w:szCs w:val="21"/>
         </w:rPr>
         <w:t xml:space="preserve">Which coordinate is different: (4, 7) or (4, −7)?</w:t>
@@ -2337,7 +2355,7 @@
         <w:tabs>
           <w:tab w:val="left" w:pos="950"/>
         </w:tabs>
-        <w:spacing w:before="0" w:after="24" w:line="256" w:lineRule="auto"/>
+        <w:spacing w:before="0" w:after="20" w:line="248" w:lineRule="auto"/>
         <w:ind w:left="950" w:hanging="950"/>
       </w:pPr>
       <w:r>
@@ -2345,25 +2363,25 @@
           <w:rFonts w:ascii="Avenir Next" w:hAnsi="Avenir Next" w:cs="Avenir Next" w:eastAsia="Avenir Next"/>
           <w:b/>
           <w:color w:val="003A70"/>
+          <w:sz w:val="22"/>
+          <w:szCs w:val="19"/>
+        </w:rPr>
+        <w:t xml:space="preserve">Step 1</w:t>
+      </w:r>
+      <w:r>
+        <w:rPr>
+          <w:rFonts w:ascii="Avenir Next" w:hAnsi="Avenir Next" w:cs="Avenir Next" w:eastAsia="Avenir Next"/>
+          <w:color w:val="1A1A1A"/>
           <w:sz w:val="19"/>
           <w:szCs w:val="19"/>
         </w:rPr>
-        <w:t xml:space="preserve">Step 1</w:t>
-      </w:r>
-      <w:r>
-        <w:rPr>
-          <w:rFonts w:ascii="Avenir Next" w:hAnsi="Avenir Next" w:cs="Avenir Next" w:eastAsia="Avenir Next"/>
-          <w:color w:val="1A1A1A"/>
-          <w:sz w:val="19"/>
-          <w:szCs w:val="19"/>
-        </w:rPr>
         <w:tab/>
       </w:r>
       <w:r>
         <w:rPr>
           <w:rFonts w:ascii="Avenir Next" w:hAnsi="Avenir Next" w:cs="Avenir Next" w:eastAsia="Avenir Next"/>
           <w:color w:val="1A1A1A"/>
-          <w:sz w:val="21"/>
+          <w:sz w:val="22"/>
           <w:szCs w:val="21"/>
         </w:rPr>
         <w:t xml:space="preserve">x: 4 and 4.</w:t>
@@ -2374,7 +2392,7 @@
         <w:tabs>
           <w:tab w:val="left" w:pos="950"/>
         </w:tabs>
-        <w:spacing w:before="0" w:after="24" w:line="256" w:lineRule="auto"/>
+        <w:spacing w:before="0" w:after="20" w:line="248" w:lineRule="auto"/>
         <w:ind w:left="950" w:hanging="950"/>
       </w:pPr>
       <w:r>
@@ -2382,25 +2400,25 @@
           <w:rFonts w:ascii="Avenir Next" w:hAnsi="Avenir Next" w:cs="Avenir Next" w:eastAsia="Avenir Next"/>
           <w:b/>
           <w:color w:val="003A70"/>
+          <w:sz w:val="22"/>
+          <w:szCs w:val="19"/>
+        </w:rPr>
+        <w:t xml:space="preserve">Step 2</w:t>
+      </w:r>
+      <w:r>
+        <w:rPr>
+          <w:rFonts w:ascii="Avenir Next" w:hAnsi="Avenir Next" w:cs="Avenir Next" w:eastAsia="Avenir Next"/>
+          <w:color w:val="1A1A1A"/>
           <w:sz w:val="19"/>
           <w:szCs w:val="19"/>
         </w:rPr>
-        <w:t xml:space="preserve">Step 2</w:t>
-      </w:r>
-      <w:r>
-        <w:rPr>
-          <w:rFonts w:ascii="Avenir Next" w:hAnsi="Avenir Next" w:cs="Avenir Next" w:eastAsia="Avenir Next"/>
-          <w:color w:val="1A1A1A"/>
-          <w:sz w:val="19"/>
-          <w:szCs w:val="19"/>
-        </w:rPr>
         <w:tab/>
       </w:r>
       <w:r>
         <w:rPr>
           <w:rFonts w:ascii="Avenir Next" w:hAnsi="Avenir Next" w:cs="Avenir Next" w:eastAsia="Avenir Next"/>
           <w:color w:val="1A1A1A"/>
-          <w:sz w:val="21"/>
+          <w:sz w:val="22"/>
           <w:szCs w:val="21"/>
         </w:rPr>
         <w:t xml:space="preserve">y: 7 and −7.</w:t>
@@ -2411,7 +2429,7 @@
         <w:tabs>
           <w:tab w:val="left" w:pos="950"/>
         </w:tabs>
-        <w:spacing w:before="0" w:after="24" w:line="256" w:lineRule="auto"/>
+        <w:spacing w:before="0" w:after="20" w:line="248" w:lineRule="auto"/>
         <w:ind w:left="950" w:hanging="950"/>
       </w:pPr>
       <w:r>
@@ -2419,25 +2437,25 @@
           <w:rFonts w:ascii="Avenir Next" w:hAnsi="Avenir Next" w:cs="Avenir Next" w:eastAsia="Avenir Next"/>
           <w:b/>
           <w:color w:val="003A70"/>
+          <w:sz w:val="22"/>
+          <w:szCs w:val="19"/>
+        </w:rPr>
+        <w:t xml:space="preserve">Step 3</w:t>
+      </w:r>
+      <w:r>
+        <w:rPr>
+          <w:rFonts w:ascii="Avenir Next" w:hAnsi="Avenir Next" w:cs="Avenir Next" w:eastAsia="Avenir Next"/>
+          <w:color w:val="1A1A1A"/>
           <w:sz w:val="19"/>
           <w:szCs w:val="19"/>
         </w:rPr>
-        <w:t xml:space="preserve">Step 3</w:t>
-      </w:r>
-      <w:r>
-        <w:rPr>
-          <w:rFonts w:ascii="Avenir Next" w:hAnsi="Avenir Next" w:cs="Avenir Next" w:eastAsia="Avenir Next"/>
-          <w:color w:val="1A1A1A"/>
-          <w:sz w:val="19"/>
-          <w:szCs w:val="19"/>
-        </w:rPr>
         <w:tab/>
       </w:r>
       <w:r>
         <w:rPr>
           <w:rFonts w:ascii="Avenir Next" w:hAnsi="Avenir Next" w:cs="Avenir Next" w:eastAsia="Avenir Next"/>
           <w:color w:val="1A1A1A"/>
-          <w:sz w:val="21"/>
+          <w:sz w:val="22"/>
           <w:szCs w:val="21"/>
         </w:rPr>
         <w:t xml:space="preserve">x is the same. y is different.</w:t>
@@ -2448,7 +2466,7 @@
         <w:tabs>
           <w:tab w:val="left" w:pos="950"/>
         </w:tabs>
-        <w:spacing w:before="20" w:after="0" w:line="256" w:lineRule="auto"/>
+        <w:spacing w:before="17" w:after="0" w:line="248" w:lineRule="auto"/>
         <w:ind w:left="950" w:hanging="950"/>
       </w:pPr>
       <w:r>
@@ -2456,18 +2474,18 @@
           <w:rFonts w:ascii="Avenir Next" w:hAnsi="Avenir Next" w:cs="Avenir Next" w:eastAsia="Avenir Next"/>
           <w:b/>
           <w:color w:val="1A1A1A"/>
+          <w:sz w:val="22"/>
+          <w:szCs w:val="21"/>
+        </w:rPr>
+        <w:t xml:space="preserve">Answer</w:t>
+      </w:r>
+      <w:r>
+        <w:rPr>
+          <w:rFonts w:ascii="Avenir Next" w:hAnsi="Avenir Next" w:cs="Avenir Next" w:eastAsia="Avenir Next"/>
+          <w:color w:val="1A1A1A"/>
           <w:sz w:val="21"/>
           <w:szCs w:val="21"/>
         </w:rPr>
-        <w:t xml:space="preserve">Answer</w:t>
-      </w:r>
-      <w:r>
-        <w:rPr>
-          <w:rFonts w:ascii="Avenir Next" w:hAnsi="Avenir Next" w:cs="Avenir Next" w:eastAsia="Avenir Next"/>
-          <w:color w:val="1A1A1A"/>
-          <w:sz w:val="21"/>
-          <w:szCs w:val="21"/>
-        </w:rPr>
         <w:tab/>
       </w:r>
       <w:r>
@@ -2475,7 +2493,7 @@
           <w:rFonts w:ascii="Avenir Next" w:hAnsi="Avenir Next" w:cs="Avenir Next" w:eastAsia="Avenir Next"/>
           <w:b/>
           <w:color w:val="1A1A1A"/>
-          <w:sz w:val="21"/>
+          <w:sz w:val="22"/>
           <w:szCs w:val="21"/>
         </w:rPr>
         <w:t xml:space="preserve">y</w:t>
@@ -2483,6 +2501,7 @@
     </w:p>
     <w:p>
       <w:pPr>
+        <w:pStyle w:val="Heading2"/>
         <w:keepNext/>
         <w:pBdr>
           <w:bottom w:val="single" w:sz="8" w:space="3" w:color="003A70"/>
@@ -2490,7 +2509,7 @@
         <w:tabs>
           <w:tab w:val="right" w:pos="9504"/>
         </w:tabs>
-        <w:spacing w:before="50" w:after="36" w:line="240" w:lineRule="auto"/>
+        <w:spacing w:before="42" w:after="31" w:line="240" w:lineRule="auto"/>
       </w:pPr>
       <w:r>
         <w:rPr>
@@ -2498,7 +2517,7 @@
           <w:b/>
           <w:color w:val="003A70"/>
           <w:spacing w:val="14"/>
-          <w:sz w:val="19"/>
+          <w:sz w:val="22"/>
           <w:szCs w:val="19"/>
         </w:rPr>
         <w:t xml:space="preserve">TRY IT WITH HELP</w:t>
@@ -2517,7 +2536,7 @@
           <w:rFonts w:ascii="Avenir Next" w:hAnsi="Avenir Next" w:cs="Avenir Next" w:eastAsia="Avenir Next"/>
           <w:i/>
           <w:color w:val="5A5F66"/>
-          <w:sz w:val="17"/>
+          <w:sz w:val="22"/>
           <w:szCs w:val="17"/>
         </w:rPr>
         <w:t xml:space="preserve">fill in each step</w:t>
@@ -2529,7 +2548,7 @@
         <w:tabs>
           <w:tab w:val="left" w:pos="432"/>
         </w:tabs>
-        <w:spacing w:before="90" w:after="40" w:line="268" w:lineRule="auto"/>
+        <w:spacing w:before="76" w:after="34" w:line="254" w:lineRule="auto"/>
         <w:ind w:left="432" w:hanging="432"/>
       </w:pPr>
       <w:r>
@@ -2567,7 +2586,7 @@
         <w:tabs>
           <w:tab w:val="left" w:pos="1300"/>
         </w:tabs>
-        <w:spacing w:before="0" w:after="24" w:line="272" w:lineRule="auto"/>
+        <w:spacing w:before="0" w:after="20" w:line="256" w:lineRule="auto"/>
         <w:ind w:left="1300" w:hanging="868"/>
       </w:pPr>
       <w:r>
@@ -2575,28 +2594,47 @@
           <w:rFonts w:ascii="Avenir Next" w:hAnsi="Avenir Next" w:cs="Avenir Next" w:eastAsia="Avenir Next"/>
           <w:b/>
           <w:color w:val="003A70"/>
+          <w:sz w:val="22"/>
+          <w:szCs w:val="18"/>
+        </w:rPr>
+        <w:t xml:space="preserve">Step 1</w:t>
+      </w:r>
+      <w:r>
+        <w:rPr>
+          <w:rFonts w:ascii="Avenir Next" w:hAnsi="Avenir Next" w:cs="Avenir Next" w:eastAsia="Avenir Next"/>
+          <w:color w:val="1A1A1A"/>
           <w:sz w:val="18"/>
           <w:szCs w:val="18"/>
         </w:rPr>
-        <w:t xml:space="preserve">Step 1</w:t>
-      </w:r>
-      <w:r>
-        <w:rPr>
-          <w:rFonts w:ascii="Avenir Next" w:hAnsi="Avenir Next" w:cs="Avenir Next" w:eastAsia="Avenir Next"/>
-          <w:color w:val="1A1A1A"/>
-          <w:sz w:val="18"/>
-          <w:szCs w:val="18"/>
-        </w:rPr>
         <w:tab/>
       </w:r>
       <w:r>
         <w:rPr>
           <w:rFonts w:ascii="Avenir Next" w:hAnsi="Avenir Next" w:cs="Avenir Next" w:eastAsia="Avenir Next"/>
           <w:color w:val="1A1A1A"/>
+          <w:sz w:val="22"/>
+          <w:szCs w:val="21"/>
+        </w:rPr>
+        <w:t xml:space="preserve">x: </w:t>
+      </w:r>
+      <w:r>
+        <w:rPr>
+          <w:rFonts w:ascii="Avenir Next" w:hAnsi="Avenir Next" w:cs="Avenir Next" w:eastAsia="Avenir Next"/>
+          <w:color w:val="1A1A1A"/>
           <w:sz w:val="21"/>
           <w:szCs w:val="21"/>
-        </w:rPr>
-        <w:t xml:space="preserve">x: </w:t>
+          <w:u w:val="single"/>
+        </w:rPr>
+        <w:t xml:space="preserve">                </w:t>
+      </w:r>
+      <w:r>
+        <w:rPr>
+          <w:rFonts w:ascii="Avenir Next" w:hAnsi="Avenir Next" w:cs="Avenir Next" w:eastAsia="Avenir Next"/>
+          <w:color w:val="1A1A1A"/>
+          <w:sz w:val="22"/>
+          <w:szCs w:val="21"/>
+        </w:rPr>
+        <w:t xml:space="preserve"> and </w:t>
       </w:r>
       <w:r>
         <w:rPr>
@@ -2612,26 +2650,7 @@
         <w:rPr>
           <w:rFonts w:ascii="Avenir Next" w:hAnsi="Avenir Next" w:cs="Avenir Next" w:eastAsia="Avenir Next"/>
           <w:color w:val="1A1A1A"/>
-          <w:sz w:val="21"/>
-          <w:szCs w:val="21"/>
-        </w:rPr>
-        <w:t xml:space="preserve"> and </w:t>
-      </w:r>
-      <w:r>
-        <w:rPr>
-          <w:rFonts w:ascii="Avenir Next" w:hAnsi="Avenir Next" w:cs="Avenir Next" w:eastAsia="Avenir Next"/>
-          <w:color w:val="1A1A1A"/>
-          <w:sz w:val="21"/>
-          <w:szCs w:val="21"/>
-          <w:u w:val="single"/>
-        </w:rPr>
-        <w:t xml:space="preserve">                </w:t>
-      </w:r>
-      <w:r>
-        <w:rPr>
-          <w:rFonts w:ascii="Avenir Next" w:hAnsi="Avenir Next" w:cs="Avenir Next" w:eastAsia="Avenir Next"/>
-          <w:color w:val="1A1A1A"/>
-          <w:sz w:val="21"/>
+          <w:sz w:val="22"/>
           <w:szCs w:val="21"/>
         </w:rPr>
         <w:t xml:space="preserve">.</w:t>
@@ -2643,7 +2662,7 @@
         <w:tabs>
           <w:tab w:val="left" w:pos="1300"/>
         </w:tabs>
-        <w:spacing w:before="0" w:after="24" w:line="272" w:lineRule="auto"/>
+        <w:spacing w:before="0" w:after="20" w:line="256" w:lineRule="auto"/>
         <w:ind w:left="1300" w:hanging="868"/>
       </w:pPr>
       <w:r>
@@ -2651,28 +2670,47 @@
           <w:rFonts w:ascii="Avenir Next" w:hAnsi="Avenir Next" w:cs="Avenir Next" w:eastAsia="Avenir Next"/>
           <w:b/>
           <w:color w:val="003A70"/>
+          <w:sz w:val="22"/>
+          <w:szCs w:val="18"/>
+        </w:rPr>
+        <w:t xml:space="preserve">Step 2</w:t>
+      </w:r>
+      <w:r>
+        <w:rPr>
+          <w:rFonts w:ascii="Avenir Next" w:hAnsi="Avenir Next" w:cs="Avenir Next" w:eastAsia="Avenir Next"/>
+          <w:color w:val="1A1A1A"/>
           <w:sz w:val="18"/>
           <w:szCs w:val="18"/>
         </w:rPr>
-        <w:t xml:space="preserve">Step 2</w:t>
-      </w:r>
-      <w:r>
-        <w:rPr>
-          <w:rFonts w:ascii="Avenir Next" w:hAnsi="Avenir Next" w:cs="Avenir Next" w:eastAsia="Avenir Next"/>
-          <w:color w:val="1A1A1A"/>
-          <w:sz w:val="18"/>
-          <w:szCs w:val="18"/>
-        </w:rPr>
         <w:tab/>
       </w:r>
       <w:r>
         <w:rPr>
           <w:rFonts w:ascii="Avenir Next" w:hAnsi="Avenir Next" w:cs="Avenir Next" w:eastAsia="Avenir Next"/>
           <w:color w:val="1A1A1A"/>
+          <w:sz w:val="22"/>
+          <w:szCs w:val="21"/>
+        </w:rPr>
+        <w:t xml:space="preserve">y: </w:t>
+      </w:r>
+      <w:r>
+        <w:rPr>
+          <w:rFonts w:ascii="Avenir Next" w:hAnsi="Avenir Next" w:cs="Avenir Next" w:eastAsia="Avenir Next"/>
+          <w:color w:val="1A1A1A"/>
           <w:sz w:val="21"/>
           <w:szCs w:val="21"/>
-        </w:rPr>
-        <w:t xml:space="preserve">y: </w:t>
+          <w:u w:val="single"/>
+        </w:rPr>
+        <w:t xml:space="preserve">                </w:t>
+      </w:r>
+      <w:r>
+        <w:rPr>
+          <w:rFonts w:ascii="Avenir Next" w:hAnsi="Avenir Next" w:cs="Avenir Next" w:eastAsia="Avenir Next"/>
+          <w:color w:val="1A1A1A"/>
+          <w:sz w:val="22"/>
+          <w:szCs w:val="21"/>
+        </w:rPr>
+        <w:t xml:space="preserve"> and </w:t>
       </w:r>
       <w:r>
         <w:rPr>
@@ -2688,26 +2726,7 @@
         <w:rPr>
           <w:rFonts w:ascii="Avenir Next" w:hAnsi="Avenir Next" w:cs="Avenir Next" w:eastAsia="Avenir Next"/>
           <w:color w:val="1A1A1A"/>
-          <w:sz w:val="21"/>
-          <w:szCs w:val="21"/>
-        </w:rPr>
-        <w:t xml:space="preserve"> and </w:t>
-      </w:r>
-      <w:r>
-        <w:rPr>
-          <w:rFonts w:ascii="Avenir Next" w:hAnsi="Avenir Next" w:cs="Avenir Next" w:eastAsia="Avenir Next"/>
-          <w:color w:val="1A1A1A"/>
-          <w:sz w:val="21"/>
-          <w:szCs w:val="21"/>
-          <w:u w:val="single"/>
-        </w:rPr>
-        <w:t xml:space="preserve">                </w:t>
-      </w:r>
-      <w:r>
-        <w:rPr>
-          <w:rFonts w:ascii="Avenir Next" w:hAnsi="Avenir Next" w:cs="Avenir Next" w:eastAsia="Avenir Next"/>
-          <w:color w:val="1A1A1A"/>
-          <w:sz w:val="21"/>
+          <w:sz w:val="22"/>
           <w:szCs w:val="21"/>
         </w:rPr>
         <w:t xml:space="preserve">.</w:t>
@@ -2719,7 +2738,7 @@
         <w:tabs>
           <w:tab w:val="left" w:pos="1300"/>
         </w:tabs>
-        <w:spacing w:before="0" w:after="24" w:line="272" w:lineRule="auto"/>
+        <w:spacing w:before="0" w:after="20" w:line="256" w:lineRule="auto"/>
         <w:ind w:left="1300" w:hanging="868"/>
       </w:pPr>
       <w:r>
@@ -2727,25 +2746,25 @@
           <w:rFonts w:ascii="Avenir Next" w:hAnsi="Avenir Next" w:cs="Avenir Next" w:eastAsia="Avenir Next"/>
           <w:b/>
           <w:color w:val="003A70"/>
+          <w:sz w:val="22"/>
+          <w:szCs w:val="18"/>
+        </w:rPr>
+        <w:t xml:space="preserve">Step 3</w:t>
+      </w:r>
+      <w:r>
+        <w:rPr>
+          <w:rFonts w:ascii="Avenir Next" w:hAnsi="Avenir Next" w:cs="Avenir Next" w:eastAsia="Avenir Next"/>
+          <w:color w:val="1A1A1A"/>
           <w:sz w:val="18"/>
           <w:szCs w:val="18"/>
         </w:rPr>
-        <w:t xml:space="preserve">Step 3</w:t>
-      </w:r>
-      <w:r>
-        <w:rPr>
-          <w:rFonts w:ascii="Avenir Next" w:hAnsi="Avenir Next" w:cs="Avenir Next" w:eastAsia="Avenir Next"/>
-          <w:color w:val="1A1A1A"/>
-          <w:sz w:val="18"/>
-          <w:szCs w:val="18"/>
-        </w:rPr>
         <w:tab/>
       </w:r>
       <w:r>
         <w:rPr>
           <w:rFonts w:ascii="Avenir Next" w:hAnsi="Avenir Next" w:cs="Avenir Next" w:eastAsia="Avenir Next"/>
           <w:color w:val="1A1A1A"/>
-          <w:sz w:val="21"/>
+          <w:sz w:val="22"/>
           <w:szCs w:val="21"/>
         </w:rPr>
         <w:t xml:space="preserve">Different: </w:t>
@@ -2772,7 +2791,7 @@
         <w:tabs>
           <w:tab w:val="left" w:pos="432"/>
         </w:tabs>
-        <w:spacing w:before="90" w:after="40" w:line="268" w:lineRule="auto"/>
+        <w:spacing w:before="76" w:after="34" w:line="254" w:lineRule="auto"/>
         <w:ind w:left="432" w:hanging="432"/>
       </w:pPr>
       <w:r>
@@ -2810,7 +2829,7 @@
         <w:tabs>
           <w:tab w:val="left" w:pos="1300"/>
         </w:tabs>
-        <w:spacing w:before="0" w:after="24" w:line="272" w:lineRule="auto"/>
+        <w:spacing w:before="0" w:after="20" w:line="256" w:lineRule="auto"/>
         <w:ind w:left="1300" w:hanging="868"/>
       </w:pPr>
       <w:r>
@@ -2818,28 +2837,47 @@
           <w:rFonts w:ascii="Avenir Next" w:hAnsi="Avenir Next" w:cs="Avenir Next" w:eastAsia="Avenir Next"/>
           <w:b/>
           <w:color w:val="003A70"/>
+          <w:sz w:val="22"/>
+          <w:szCs w:val="18"/>
+        </w:rPr>
+        <w:t xml:space="preserve">Step 1</w:t>
+      </w:r>
+      <w:r>
+        <w:rPr>
+          <w:rFonts w:ascii="Avenir Next" w:hAnsi="Avenir Next" w:cs="Avenir Next" w:eastAsia="Avenir Next"/>
+          <w:color w:val="1A1A1A"/>
           <w:sz w:val="18"/>
           <w:szCs w:val="18"/>
         </w:rPr>
-        <w:t xml:space="preserve">Step 1</w:t>
-      </w:r>
-      <w:r>
-        <w:rPr>
-          <w:rFonts w:ascii="Avenir Next" w:hAnsi="Avenir Next" w:cs="Avenir Next" w:eastAsia="Avenir Next"/>
-          <w:color w:val="1A1A1A"/>
-          <w:sz w:val="18"/>
-          <w:szCs w:val="18"/>
-        </w:rPr>
         <w:tab/>
       </w:r>
       <w:r>
         <w:rPr>
           <w:rFonts w:ascii="Avenir Next" w:hAnsi="Avenir Next" w:cs="Avenir Next" w:eastAsia="Avenir Next"/>
           <w:color w:val="1A1A1A"/>
+          <w:sz w:val="22"/>
+          <w:szCs w:val="21"/>
+        </w:rPr>
+        <w:t xml:space="preserve">x: </w:t>
+      </w:r>
+      <w:r>
+        <w:rPr>
+          <w:rFonts w:ascii="Avenir Next" w:hAnsi="Avenir Next" w:cs="Avenir Next" w:eastAsia="Avenir Next"/>
+          <w:color w:val="1A1A1A"/>
           <w:sz w:val="21"/>
           <w:szCs w:val="21"/>
-        </w:rPr>
-        <w:t xml:space="preserve">x: </w:t>
+          <w:u w:val="single"/>
+        </w:rPr>
+        <w:t xml:space="preserve">                </w:t>
+      </w:r>
+      <w:r>
+        <w:rPr>
+          <w:rFonts w:ascii="Avenir Next" w:hAnsi="Avenir Next" w:cs="Avenir Next" w:eastAsia="Avenir Next"/>
+          <w:color w:val="1A1A1A"/>
+          <w:sz w:val="22"/>
+          <w:szCs w:val="21"/>
+        </w:rPr>
+        <w:t xml:space="preserve"> and </w:t>
       </w:r>
       <w:r>
         <w:rPr>
@@ -2855,26 +2893,7 @@
         <w:rPr>
           <w:rFonts w:ascii="Avenir Next" w:hAnsi="Avenir Next" w:cs="Avenir Next" w:eastAsia="Avenir Next"/>
           <w:color w:val="1A1A1A"/>
-          <w:sz w:val="21"/>
-          <w:szCs w:val="21"/>
-        </w:rPr>
-        <w:t xml:space="preserve"> and </w:t>
-      </w:r>
-      <w:r>
-        <w:rPr>
-          <w:rFonts w:ascii="Avenir Next" w:hAnsi="Avenir Next" w:cs="Avenir Next" w:eastAsia="Avenir Next"/>
-          <w:color w:val="1A1A1A"/>
-          <w:sz w:val="21"/>
-          <w:szCs w:val="21"/>
-          <w:u w:val="single"/>
-        </w:rPr>
-        <w:t xml:space="preserve">                </w:t>
-      </w:r>
-      <w:r>
-        <w:rPr>
-          <w:rFonts w:ascii="Avenir Next" w:hAnsi="Avenir Next" w:cs="Avenir Next" w:eastAsia="Avenir Next"/>
-          <w:color w:val="1A1A1A"/>
-          <w:sz w:val="21"/>
+          <w:sz w:val="22"/>
           <w:szCs w:val="21"/>
         </w:rPr>
         <w:t xml:space="preserve">.</w:t>
@@ -2886,7 +2905,7 @@
         <w:tabs>
           <w:tab w:val="left" w:pos="1300"/>
         </w:tabs>
-        <w:spacing w:before="0" w:after="24" w:line="272" w:lineRule="auto"/>
+        <w:spacing w:before="0" w:after="20" w:line="256" w:lineRule="auto"/>
         <w:ind w:left="1300" w:hanging="868"/>
       </w:pPr>
       <w:r>
@@ -2894,28 +2913,47 @@
           <w:rFonts w:ascii="Avenir Next" w:hAnsi="Avenir Next" w:cs="Avenir Next" w:eastAsia="Avenir Next"/>
           <w:b/>
           <w:color w:val="003A70"/>
+          <w:sz w:val="22"/>
+          <w:szCs w:val="18"/>
+        </w:rPr>
+        <w:t xml:space="preserve">Step 2</w:t>
+      </w:r>
+      <w:r>
+        <w:rPr>
+          <w:rFonts w:ascii="Avenir Next" w:hAnsi="Avenir Next" w:cs="Avenir Next" w:eastAsia="Avenir Next"/>
+          <w:color w:val="1A1A1A"/>
           <w:sz w:val="18"/>
           <w:szCs w:val="18"/>
         </w:rPr>
-        <w:t xml:space="preserve">Step 2</w:t>
-      </w:r>
-      <w:r>
-        <w:rPr>
-          <w:rFonts w:ascii="Avenir Next" w:hAnsi="Avenir Next" w:cs="Avenir Next" w:eastAsia="Avenir Next"/>
-          <w:color w:val="1A1A1A"/>
-          <w:sz w:val="18"/>
-          <w:szCs w:val="18"/>
-        </w:rPr>
         <w:tab/>
       </w:r>
       <w:r>
         <w:rPr>
           <w:rFonts w:ascii="Avenir Next" w:hAnsi="Avenir Next" w:cs="Avenir Next" w:eastAsia="Avenir Next"/>
           <w:color w:val="1A1A1A"/>
+          <w:sz w:val="22"/>
+          <w:szCs w:val="21"/>
+        </w:rPr>
+        <w:t xml:space="preserve">y: </w:t>
+      </w:r>
+      <w:r>
+        <w:rPr>
+          <w:rFonts w:ascii="Avenir Next" w:hAnsi="Avenir Next" w:cs="Avenir Next" w:eastAsia="Avenir Next"/>
+          <w:color w:val="1A1A1A"/>
           <w:sz w:val="21"/>
           <w:szCs w:val="21"/>
-        </w:rPr>
-        <w:t xml:space="preserve">y: </w:t>
+          <w:u w:val="single"/>
+        </w:rPr>
+        <w:t xml:space="preserve">                </w:t>
+      </w:r>
+      <w:r>
+        <w:rPr>
+          <w:rFonts w:ascii="Avenir Next" w:hAnsi="Avenir Next" w:cs="Avenir Next" w:eastAsia="Avenir Next"/>
+          <w:color w:val="1A1A1A"/>
+          <w:sz w:val="22"/>
+          <w:szCs w:val="21"/>
+        </w:rPr>
+        <w:t xml:space="preserve"> and </w:t>
       </w:r>
       <w:r>
         <w:rPr>
@@ -2931,26 +2969,7 @@
         <w:rPr>
           <w:rFonts w:ascii="Avenir Next" w:hAnsi="Avenir Next" w:cs="Avenir Next" w:eastAsia="Avenir Next"/>
           <w:color w:val="1A1A1A"/>
-          <w:sz w:val="21"/>
-          <w:szCs w:val="21"/>
-        </w:rPr>
-        <w:t xml:space="preserve"> and </w:t>
-      </w:r>
-      <w:r>
-        <w:rPr>
-          <w:rFonts w:ascii="Avenir Next" w:hAnsi="Avenir Next" w:cs="Avenir Next" w:eastAsia="Avenir Next"/>
-          <w:color w:val="1A1A1A"/>
-          <w:sz w:val="21"/>
-          <w:szCs w:val="21"/>
-          <w:u w:val="single"/>
-        </w:rPr>
-        <w:t xml:space="preserve">                </w:t>
-      </w:r>
-      <w:r>
-        <w:rPr>
-          <w:rFonts w:ascii="Avenir Next" w:hAnsi="Avenir Next" w:cs="Avenir Next" w:eastAsia="Avenir Next"/>
-          <w:color w:val="1A1A1A"/>
-          <w:sz w:val="21"/>
+          <w:sz w:val="22"/>
           <w:szCs w:val="21"/>
         </w:rPr>
         <w:t xml:space="preserve">.</w:t>
@@ -2962,7 +2981,7 @@
         <w:tabs>
           <w:tab w:val="left" w:pos="1300"/>
         </w:tabs>
-        <w:spacing w:before="0" w:after="24" w:line="272" w:lineRule="auto"/>
+        <w:spacing w:before="0" w:after="20" w:line="256" w:lineRule="auto"/>
         <w:ind w:left="1300" w:hanging="868"/>
       </w:pPr>
       <w:r>
@@ -2970,35 +2989,35 @@
           <w:rFonts w:ascii="Avenir Next" w:hAnsi="Avenir Next" w:cs="Avenir Next" w:eastAsia="Avenir Next"/>
           <w:b/>
           <w:color w:val="003A70"/>
+          <w:sz w:val="22"/>
+          <w:szCs w:val="18"/>
+        </w:rPr>
+        <w:t xml:space="preserve">Step 3</w:t>
+      </w:r>
+      <w:r>
+        <w:rPr>
+          <w:rFonts w:ascii="Avenir Next" w:hAnsi="Avenir Next" w:cs="Avenir Next" w:eastAsia="Avenir Next"/>
+          <w:color w:val="1A1A1A"/>
           <w:sz w:val="18"/>
           <w:szCs w:val="18"/>
         </w:rPr>
-        <w:t xml:space="preserve">Step 3</w:t>
-      </w:r>
-      <w:r>
-        <w:rPr>
-          <w:rFonts w:ascii="Avenir Next" w:hAnsi="Avenir Next" w:cs="Avenir Next" w:eastAsia="Avenir Next"/>
-          <w:color w:val="1A1A1A"/>
-          <w:sz w:val="18"/>
-          <w:szCs w:val="18"/>
-        </w:rPr>
         <w:tab/>
       </w:r>
       <w:r>
         <w:rPr>
           <w:rFonts w:ascii="Avenir Next" w:hAnsi="Avenir Next" w:cs="Avenir Next" w:eastAsia="Avenir Next"/>
           <w:color w:val="1A1A1A"/>
+          <w:sz w:val="22"/>
+          <w:szCs w:val="21"/>
+        </w:rPr>
+        <w:t xml:space="preserve">Different: </w:t>
+      </w:r>
+      <w:r>
+        <w:rPr>
+          <w:rFonts w:ascii="Avenir Next" w:hAnsi="Avenir Next" w:cs="Avenir Next" w:eastAsia="Avenir Next"/>
+          <w:color w:val="1A1A1A"/>
           <w:sz w:val="21"/>
           <w:szCs w:val="21"/>
-        </w:rPr>
-        <w:t xml:space="preserve">Different: </w:t>
-      </w:r>
-      <w:r>
-        <w:rPr>
-          <w:rFonts w:ascii="Avenir Next" w:hAnsi="Avenir Next" w:cs="Avenir Next" w:eastAsia="Avenir Next"/>
-          <w:color w:val="1A1A1A"/>
-          <w:sz w:val="21"/>
-          <w:szCs w:val="21"/>
           <w:u w:val="single"/>
         </w:rPr>
         <w:t xml:space="preserve">                </w:t>
@@ -3011,6 +3030,7 @@
     </w:p>
     <w:p>
       <w:pPr>
+        <w:pStyle w:val="Heading2"/>
         <w:keepNext/>
         <w:pBdr>
           <w:bottom w:val="single" w:sz="8" w:space="3" w:color="003A70"/>
@@ -3018,7 +3038,7 @@
         <w:tabs>
           <w:tab w:val="right" w:pos="9504"/>
         </w:tabs>
-        <w:spacing w:before="50" w:after="36" w:line="240" w:lineRule="auto"/>
+        <w:spacing w:before="42" w:after="31" w:line="240" w:lineRule="auto"/>
       </w:pPr>
       <w:r>
         <w:rPr>
@@ -3026,7 +3046,7 @@
           <w:b/>
           <w:color w:val="003A70"/>
           <w:spacing w:val="14"/>
-          <w:sz w:val="19"/>
+          <w:sz w:val="22"/>
           <w:szCs w:val="19"/>
         </w:rPr>
         <w:t xml:space="preserve">YOUR TURN</w:t>
@@ -3045,7 +3065,7 @@
           <w:rFonts w:ascii="Avenir Next" w:hAnsi="Avenir Next" w:cs="Avenir Next" w:eastAsia="Avenir Next"/>
           <w:i/>
           <w:color w:val="5A5F66"/>
-          <w:sz w:val="17"/>
+          <w:sz w:val="22"/>
           <w:szCs w:val="17"/>
         </w:rPr>
         <w:t xml:space="preserve">use the steps on your own</w:t>
@@ -3095,7 +3115,7 @@
               <w:tabs>
                 <w:tab w:val="left" w:pos="432"/>
               </w:tabs>
-              <w:spacing w:before="90" w:after="40" w:line="268" w:lineRule="auto"/>
+              <w:spacing w:before="76" w:after="34" w:line="254" w:lineRule="auto"/>
               <w:ind w:left="432" w:hanging="432"/>
             </w:pPr>
             <w:r>
@@ -3168,7 +3188,7 @@
                     <w:tabs>
                       <w:tab w:val="left" w:pos="340"/>
                     </w:tabs>
-                    <w:spacing w:before="0" w:after="0" w:line="276" w:lineRule="auto"/>
+                    <w:spacing w:before="0" w:after="0" w:line="258" w:lineRule="auto"/>
                     <w:ind w:left="340" w:hanging="340"/>
                   </w:pPr>
                   <w:r>
@@ -3216,7 +3236,7 @@
                       <w:szCs w:val="22"/>
                       <w:u w:val="single"/>
                     </w:rPr>
-                    <w:t xml:space="preserve">      </w:t>
+                    <w:t xml:space="preserve">          </w:t>
                   </w:r>
                 </w:p>
               </w:tc>
@@ -3230,7 +3250,7 @@
                     <w:tabs>
                       <w:tab w:val="left" w:pos="340"/>
                     </w:tabs>
-                    <w:spacing w:before="0" w:after="0" w:line="276" w:lineRule="auto"/>
+                    <w:spacing w:before="0" w:after="0" w:line="258" w:lineRule="auto"/>
                     <w:ind w:left="340" w:hanging="340"/>
                   </w:pPr>
                   <w:r>
@@ -3278,7 +3298,7 @@
                       <w:szCs w:val="22"/>
                       <w:u w:val="single"/>
                     </w:rPr>
-                    <w:t xml:space="preserve">      </w:t>
+                    <w:t xml:space="preserve">          </w:t>
                   </w:r>
                 </w:p>
               </w:tc>
@@ -3298,7 +3318,7 @@
                     <w:tabs>
                       <w:tab w:val="left" w:pos="340"/>
                     </w:tabs>
-                    <w:spacing w:before="0" w:after="0" w:line="276" w:lineRule="auto"/>
+                    <w:spacing w:before="0" w:after="0" w:line="258" w:lineRule="auto"/>
                     <w:ind w:left="340" w:hanging="340"/>
                   </w:pPr>
                   <w:r>
@@ -3346,7 +3366,7 @@
                       <w:szCs w:val="22"/>
                       <w:u w:val="single"/>
                     </w:rPr>
-                    <w:t xml:space="preserve">      </w:t>
+                    <w:t xml:space="preserve">          </w:t>
                   </w:r>
                 </w:p>
               </w:tc>
@@ -3360,7 +3380,7 @@
                     <w:tabs>
                       <w:tab w:val="left" w:pos="340"/>
                     </w:tabs>
-                    <w:spacing w:before="0" w:after="0" w:line="276" w:lineRule="auto"/>
+                    <w:spacing w:before="0" w:after="0" w:line="258" w:lineRule="auto"/>
                     <w:ind w:left="340" w:hanging="340"/>
                   </w:pPr>
                   <w:r>
@@ -3408,7 +3428,7 @@
                       <w:szCs w:val="22"/>
                       <w:u w:val="single"/>
                     </w:rPr>
-                    <w:t xml:space="preserve">      </w:t>
+                    <w:t xml:space="preserve">          </w:t>
                   </w:r>
                 </w:p>
               </w:tc>
@@ -3428,7 +3448,7 @@
                     <w:tabs>
                       <w:tab w:val="left" w:pos="340"/>
                     </w:tabs>
-                    <w:spacing w:before="0" w:after="0" w:line="276" w:lineRule="auto"/>
+                    <w:spacing w:before="0" w:after="0" w:line="258" w:lineRule="auto"/>
                     <w:ind w:left="340" w:hanging="340"/>
                   </w:pPr>
                   <w:r>
@@ -3476,7 +3496,7 @@
                       <w:szCs w:val="22"/>
                       <w:u w:val="single"/>
                     </w:rPr>
-                    <w:t xml:space="preserve">      </w:t>
+                    <w:t xml:space="preserve">          </w:t>
                   </w:r>
                 </w:p>
               </w:tc>
@@ -3490,7 +3510,7 @@
                     <w:tabs>
                       <w:tab w:val="left" w:pos="340"/>
                     </w:tabs>
-                    <w:spacing w:before="0" w:after="0" w:line="276" w:lineRule="auto"/>
+                    <w:spacing w:before="0" w:after="0" w:line="258" w:lineRule="auto"/>
                     <w:ind w:left="340" w:hanging="340"/>
                   </w:pPr>
                   <w:r>
@@ -3538,7 +3558,7 @@
                       <w:szCs w:val="22"/>
                       <w:u w:val="single"/>
                     </w:rPr>
-                    <w:t xml:space="preserve">      </w:t>
+                    <w:t xml:space="preserve">          </w:t>
                   </w:r>
                 </w:p>
               </w:tc>
@@ -3559,6 +3579,7 @@
     </w:p>
     <w:p>
       <w:pPr>
+        <w:pStyle w:val="Heading2"/>
         <w:keepNext/>
         <w:pBdr>
           <w:bottom w:val="single" w:sz="8" w:space="3" w:color="003A70"/>
@@ -3566,7 +3587,7 @@
         <w:tabs>
           <w:tab w:val="right" w:pos="9504"/>
         </w:tabs>
-        <w:spacing w:before="50" w:after="36" w:line="240" w:lineRule="auto"/>
+        <w:spacing w:before="42" w:after="31" w:line="240" w:lineRule="auto"/>
       </w:pPr>
       <w:r>
         <w:rPr>
@@ -3574,7 +3595,7 @@
           <w:b/>
           <w:color w:val="003A70"/>
           <w:spacing w:val="14"/>
-          <w:sz w:val="19"/>
+          <w:sz w:val="22"/>
           <w:szCs w:val="19"/>
         </w:rPr>
         <w:t xml:space="preserve">READY CHECK</w:t>
@@ -3593,7 +3614,7 @@
           <w:rFonts w:ascii="Avenir Next" w:hAnsi="Avenir Next" w:cs="Avenir Next" w:eastAsia="Avenir Next"/>
           <w:i/>
           <w:color w:val="5A5F66"/>
-          <w:sz w:val="17"/>
+          <w:sz w:val="22"/>
           <w:szCs w:val="17"/>
         </w:rPr>
         <w:t xml:space="preserve">a problem like the one in today’s lesson</w:t>
@@ -3643,7 +3664,7 @@
               <w:tabs>
                 <w:tab w:val="left" w:pos="432"/>
               </w:tabs>
-              <w:spacing w:before="90" w:after="40" w:line="268" w:lineRule="auto"/>
+              <w:spacing w:before="76" w:after="34" w:line="254" w:lineRule="auto"/>
               <w:ind w:left="432" w:hanging="432"/>
             </w:pPr>
             <w:r>
@@ -3717,7 +3738,7 @@
                     <w:tabs>
                       <w:tab w:val="left" w:pos="340"/>
                     </w:tabs>
-                    <w:spacing w:before="0" w:after="0" w:line="264" w:lineRule="auto"/>
+                    <w:spacing w:before="0" w:after="0" w:line="252" w:lineRule="auto"/>
                     <w:ind w:left="340" w:hanging="340"/>
                   </w:pPr>
                   <w:r>
@@ -3725,25 +3746,25 @@
                       <w:rFonts w:ascii="Avenir Next" w:hAnsi="Avenir Next" w:cs="Avenir Next" w:eastAsia="Avenir Next"/>
                       <w:b/>
                       <w:color w:val="003A70"/>
+                      <w:sz w:val="22"/>
+                      <w:szCs w:val="21"/>
+                    </w:rPr>
+                    <w:t xml:space="preserve">A</w:t>
+                  </w:r>
+                  <w:r>
+                    <w:rPr>
+                      <w:rFonts w:ascii="Avenir Next" w:hAnsi="Avenir Next" w:cs="Avenir Next" w:eastAsia="Avenir Next"/>
+                      <w:color w:val="1A1A1A"/>
                       <w:sz w:val="21"/>
                       <w:szCs w:val="21"/>
                     </w:rPr>
-                    <w:t xml:space="preserve">A</w:t>
-                  </w:r>
-                  <w:r>
-                    <w:rPr>
-                      <w:rFonts w:ascii="Avenir Next" w:hAnsi="Avenir Next" w:cs="Avenir Next" w:eastAsia="Avenir Next"/>
-                      <w:color w:val="1A1A1A"/>
-                      <w:sz w:val="21"/>
-                      <w:szCs w:val="21"/>
-                    </w:rPr>
                     <w:tab/>
                   </w:r>
                   <w:r>
                     <w:rPr>
                       <w:rFonts w:ascii="Avenir Next" w:hAnsi="Avenir Next" w:cs="Avenir Next" w:eastAsia="Avenir Next"/>
                       <w:color w:val="1A1A1A"/>
-                      <w:sz w:val="21"/>
+                      <w:sz w:val="22"/>
                       <w:szCs w:val="21"/>
                     </w:rPr>
                     <w:t xml:space="preserve">x only</w:t>
@@ -3760,7 +3781,7 @@
                     <w:tabs>
                       <w:tab w:val="left" w:pos="340"/>
                     </w:tabs>
-                    <w:spacing w:before="0" w:after="0" w:line="264" w:lineRule="auto"/>
+                    <w:spacing w:before="0" w:after="0" w:line="252" w:lineRule="auto"/>
                     <w:ind w:left="340" w:hanging="340"/>
                   </w:pPr>
                   <w:r>
@@ -3768,25 +3789,25 @@
                       <w:rFonts w:ascii="Avenir Next" w:hAnsi="Avenir Next" w:cs="Avenir Next" w:eastAsia="Avenir Next"/>
                       <w:b/>
                       <w:color w:val="003A70"/>
+                      <w:sz w:val="22"/>
+                      <w:szCs w:val="21"/>
+                    </w:rPr>
+                    <w:t xml:space="preserve">B</w:t>
+                  </w:r>
+                  <w:r>
+                    <w:rPr>
+                      <w:rFonts w:ascii="Avenir Next" w:hAnsi="Avenir Next" w:cs="Avenir Next" w:eastAsia="Avenir Next"/>
+                      <w:color w:val="1A1A1A"/>
                       <w:sz w:val="21"/>
                       <w:szCs w:val="21"/>
                     </w:rPr>
-                    <w:t xml:space="preserve">B</w:t>
-                  </w:r>
-                  <w:r>
-                    <w:rPr>
-                      <w:rFonts w:ascii="Avenir Next" w:hAnsi="Avenir Next" w:cs="Avenir Next" w:eastAsia="Avenir Next"/>
-                      <w:color w:val="1A1A1A"/>
-                      <w:sz w:val="21"/>
-                      <w:szCs w:val="21"/>
-                    </w:rPr>
                     <w:tab/>
                   </w:r>
                   <w:r>
                     <w:rPr>
                       <w:rFonts w:ascii="Avenir Next" w:hAnsi="Avenir Next" w:cs="Avenir Next" w:eastAsia="Avenir Next"/>
                       <w:color w:val="1A1A1A"/>
-                      <w:sz w:val="21"/>
+                      <w:sz w:val="22"/>
                       <w:szCs w:val="21"/>
                     </w:rPr>
                     <w:t xml:space="preserve">y only</w:t>
@@ -3803,7 +3824,7 @@
                     <w:tabs>
                       <w:tab w:val="left" w:pos="340"/>
                     </w:tabs>
-                    <w:spacing w:before="0" w:after="0" w:line="264" w:lineRule="auto"/>
+                    <w:spacing w:before="0" w:after="0" w:line="252" w:lineRule="auto"/>
                     <w:ind w:left="340" w:hanging="340"/>
                   </w:pPr>
                   <w:r>
@@ -3811,25 +3832,25 @@
                       <w:rFonts w:ascii="Avenir Next" w:hAnsi="Avenir Next" w:cs="Avenir Next" w:eastAsia="Avenir Next"/>
                       <w:b/>
                       <w:color w:val="003A70"/>
+                      <w:sz w:val="22"/>
+                      <w:szCs w:val="21"/>
+                    </w:rPr>
+                    <w:t xml:space="preserve">C</w:t>
+                  </w:r>
+                  <w:r>
+                    <w:rPr>
+                      <w:rFonts w:ascii="Avenir Next" w:hAnsi="Avenir Next" w:cs="Avenir Next" w:eastAsia="Avenir Next"/>
+                      <w:color w:val="1A1A1A"/>
                       <w:sz w:val="21"/>
                       <w:szCs w:val="21"/>
                     </w:rPr>
-                    <w:t xml:space="preserve">C</w:t>
-                  </w:r>
-                  <w:r>
-                    <w:rPr>
-                      <w:rFonts w:ascii="Avenir Next" w:hAnsi="Avenir Next" w:cs="Avenir Next" w:eastAsia="Avenir Next"/>
-                      <w:color w:val="1A1A1A"/>
-                      <w:sz w:val="21"/>
-                      <w:szCs w:val="21"/>
-                    </w:rPr>
                     <w:tab/>
                   </w:r>
                   <w:r>
                     <w:rPr>
                       <w:rFonts w:ascii="Avenir Next" w:hAnsi="Avenir Next" w:cs="Avenir Next" w:eastAsia="Avenir Next"/>
                       <w:color w:val="1A1A1A"/>
-                      <w:sz w:val="21"/>
+                      <w:sz w:val="22"/>
                       <w:szCs w:val="21"/>
                     </w:rPr>
                     <w:t xml:space="preserve">both x and y</w:t>
@@ -3846,7 +3867,7 @@
                     <w:tabs>
                       <w:tab w:val="left" w:pos="340"/>
                     </w:tabs>
-                    <w:spacing w:before="0" w:after="0" w:line="264" w:lineRule="auto"/>
+                    <w:spacing w:before="0" w:after="0" w:line="252" w:lineRule="auto"/>
                     <w:ind w:left="340" w:hanging="340"/>
                   </w:pPr>
                   <w:r>
@@ -3854,25 +3875,25 @@
                       <w:rFonts w:ascii="Avenir Next" w:hAnsi="Avenir Next" w:cs="Avenir Next" w:eastAsia="Avenir Next"/>
                       <w:b/>
                       <w:color w:val="003A70"/>
+                      <w:sz w:val="22"/>
+                      <w:szCs w:val="21"/>
+                    </w:rPr>
+                    <w:t xml:space="preserve">D</w:t>
+                  </w:r>
+                  <w:r>
+                    <w:rPr>
+                      <w:rFonts w:ascii="Avenir Next" w:hAnsi="Avenir Next" w:cs="Avenir Next" w:eastAsia="Avenir Next"/>
+                      <w:color w:val="1A1A1A"/>
                       <w:sz w:val="21"/>
                       <w:szCs w:val="21"/>
                     </w:rPr>
-                    <w:t xml:space="preserve">D</w:t>
-                  </w:r>
-                  <w:r>
-                    <w:rPr>
-                      <w:rFonts w:ascii="Avenir Next" w:hAnsi="Avenir Next" w:cs="Avenir Next" w:eastAsia="Avenir Next"/>
-                      <w:color w:val="1A1A1A"/>
-                      <w:sz w:val="21"/>
-                      <w:szCs w:val="21"/>
-                    </w:rPr>
                     <w:tab/>
                   </w:r>
                   <w:r>
                     <w:rPr>
                       <w:rFonts w:ascii="Avenir Next" w:hAnsi="Avenir Next" w:cs="Avenir Next" w:eastAsia="Avenir Next"/>
                       <w:color w:val="1A1A1A"/>
-                      <w:sz w:val="21"/>
+                      <w:sz w:val="22"/>
                       <w:szCs w:val="21"/>
                     </w:rPr>
                     <w:t xml:space="preserve">neither</w:t>
@@ -3921,19 +3942,42 @@
         <w:tblLook w:val="0000" w:firstRow="0" w:lastRow="0" w:firstColumn="0" w:lastColumn="0" w:noHBand="1" w:noVBand="1"/>
       </w:tblPr>
       <w:tblGrid>
-        <w:gridCol w:w="2000"/>
-        <w:gridCol w:w="2300"/>
-        <w:gridCol w:w="2100"/>
-        <w:gridCol w:w="3104"/>
+        <w:gridCol w:w="1750"/>
+        <w:gridCol w:w="2500"/>
+        <w:gridCol w:w="2200"/>
+        <w:gridCol w:w="3054"/>
       </w:tblGrid>
       <w:tr>
         <w:trPr>
           <w:cantSplit/>
-          <w:trHeight w:val="320" w:hRule="atLeast"/>
+          <w:trHeight w:val="300" w:hRule="atLeast"/>
         </w:trPr>
         <w:tc>
           <w:tcPr>
-            <w:tcW w:w="2000" w:type="dxa"/>
+            <w:tcW w:w="1750" w:type="dxa"/>
+            <w:vAlign w:val="center"/>
+          </w:tcPr>
+          <w:p>
+            <w:pPr>
+              <w:pStyle w:val="Heading2"/>
+              <w:spacing w:before="0" w:after="0" w:line="240" w:lineRule="auto"/>
+            </w:pPr>
+            <w:r>
+              <w:rPr>
+                <w:rFonts w:ascii="Avenir Next" w:hAnsi="Avenir Next" w:cs="Avenir Next" w:eastAsia="Avenir Next"/>
+                <w:b/>
+                <w:color w:val="003A70"/>
+                <w:spacing w:val="12"/>
+                <w:sz w:val="15"/>
+                <w:szCs w:val="15"/>
+              </w:rPr>
+              <w:t xml:space="preserve">CHECK YOURSELF</w:t>
+            </w:r>
+          </w:p>
+        </w:tc>
+        <w:tc>
+          <w:tcPr>
+            <w:tcW w:w="2500" w:type="dxa"/>
             <w:vAlign w:val="center"/>
           </w:tcPr>
           <w:p>
@@ -3942,20 +3986,27 @@
             </w:pPr>
             <w:r>
               <w:rPr>
-                <w:rFonts w:ascii="Avenir Next" w:hAnsi="Avenir Next" w:cs="Avenir Next" w:eastAsia="Avenir Next"/>
-                <w:b/>
-                <w:color w:val="003A70"/>
-                <w:spacing w:val="12"/>
-                <w:sz w:val="15"/>
-                <w:szCs w:val="15"/>
-              </w:rPr>
-              <w:t xml:space="preserve">CHECK YOURSELF</w:t>
+                <w:rFonts w:ascii="Arial" w:hAnsi="Arial" w:cs="Arial" w:eastAsia="Arial"/>
+                <w:color w:val="1A1A1A"/>
+                <w:sz w:val="20"/>
+                <w:szCs w:val="20"/>
+              </w:rPr>
+              <w:t xml:space="preserve">□</w:t>
+            </w:r>
+            <w:r>
+              <w:rPr>
+                <w:rFonts w:ascii="Avenir Next" w:hAnsi="Avenir Next" w:cs="Avenir Next" w:eastAsia="Avenir Next"/>
+                <w:color w:val="1A1A1A"/>
+                <w:sz w:val="17"/>
+                <w:szCs w:val="17"/>
+              </w:rPr>
+              <w:t xml:space="preserve">  I can do this on my own</w:t>
             </w:r>
           </w:p>
         </w:tc>
         <w:tc>
           <w:tcPr>
-            <w:tcW w:w="2300" w:type="dxa"/>
+            <w:tcW w:w="2200" w:type="dxa"/>
             <w:vAlign w:val="center"/>
           </w:tcPr>
           <w:p>
@@ -3966,8 +4017,8 @@
               <w:rPr>
                 <w:rFonts w:ascii="Arial" w:hAnsi="Arial" w:cs="Arial" w:eastAsia="Arial"/>
                 <w:color w:val="1A1A1A"/>
-                <w:sz w:val="24"/>
-                <w:szCs w:val="24"/>
+                <w:sz w:val="20"/>
+                <w:szCs w:val="20"/>
               </w:rPr>
               <w:t xml:space="preserve">□</w:t>
             </w:r>
@@ -3978,13 +4029,13 @@
                 <w:sz w:val="17"/>
                 <w:szCs w:val="17"/>
               </w:rPr>
-              <w:t xml:space="preserve">  I can do this on my own</w:t>
+              <w:t xml:space="preserve">  I need a little help</w:t>
             </w:r>
           </w:p>
         </w:tc>
         <w:tc>
           <w:tcPr>
-            <w:tcW w:w="2100" w:type="dxa"/>
+            <w:tcW w:w="3054" w:type="dxa"/>
             <w:vAlign w:val="center"/>
           </w:tcPr>
           <w:p>
@@ -3995,37 +4046,8 @@
               <w:rPr>
                 <w:rFonts w:ascii="Arial" w:hAnsi="Arial" w:cs="Arial" w:eastAsia="Arial"/>
                 <w:color w:val="1A1A1A"/>
-                <w:sz w:val="24"/>
-                <w:szCs w:val="24"/>
-              </w:rPr>
-              <w:t xml:space="preserve">□</w:t>
-            </w:r>
-            <w:r>
-              <w:rPr>
-                <w:rFonts w:ascii="Avenir Next" w:hAnsi="Avenir Next" w:cs="Avenir Next" w:eastAsia="Avenir Next"/>
-                <w:color w:val="1A1A1A"/>
-                <w:sz w:val="17"/>
-                <w:szCs w:val="17"/>
-              </w:rPr>
-              <w:t xml:space="preserve">  I need a little help</w:t>
-            </w:r>
-          </w:p>
-        </w:tc>
-        <w:tc>
-          <w:tcPr>
-            <w:tcW w:w="3104" w:type="dxa"/>
-            <w:vAlign w:val="center"/>
-          </w:tcPr>
-          <w:p>
-            <w:pPr>
-              <w:spacing w:before="0" w:after="0" w:line="240" w:lineRule="auto"/>
-            </w:pPr>
-            <w:r>
-              <w:rPr>
-                <w:rFonts w:ascii="Arial" w:hAnsi="Arial" w:cs="Arial" w:eastAsia="Arial"/>
-                <w:color w:val="1A1A1A"/>
-                <w:sz w:val="24"/>
-                <w:szCs w:val="24"/>
+                <w:sz w:val="20"/>
+                <w:szCs w:val="20"/>
               </w:rPr>
               <w:t xml:space="preserve">□</w:t>
             </w:r>
@@ -4060,7 +4082,7 @@
     <w:sectPr>
       <w:footerReference w:type="default" r:id="rIdFooter1"/>
       <w:pgSz w:w="12240" w:h="15840"/>
-      <w:pgMar w:top="893" w:right="1224" w:bottom="835" w:left="1512" w:header="432" w:footer="432" w:gutter="0"/>
+      <w:pgMar w:top="780" w:right="1224" w:bottom="760" w:left="1512" w:header="432" w:footer="432" w:gutter="0"/>
       <w:cols w:space="720"/>
     </w:sectPr>
   </w:body>
@@ -4140,7 +4162,106 @@
               <w:sz w:val="15"/>
               <w:szCs w:val="15"/>
             </w:rPr>
-            <w:t xml:space="preserve">Lesson 7-5  ·  Session 2  ·  Prerequisite Practice A</w:t>
+            <w:t xml:space="preserve">7-5 · Page </w:t>
+          </w:r>
+          <w:r>
+            <w:rPr>
+              <w:rFonts w:ascii="Avenir Next" w:hAnsi="Avenir Next" w:cs="Avenir Next" w:eastAsia="Avenir Next"/>
+              <w:color w:val="5A5F66"/>
+              <w:sz w:val="15"/>
+              <w:szCs w:val="15"/>
+            </w:rPr>
+            <w:fldChar w:fldCharType="begin"/>
+          </w:r>
+          <w:r>
+            <w:rPr>
+              <w:rFonts w:ascii="Avenir Next" w:hAnsi="Avenir Next" w:cs="Avenir Next" w:eastAsia="Avenir Next"/>
+              <w:color w:val="5A5F66"/>
+              <w:sz w:val="15"/>
+              <w:szCs w:val="15"/>
+            </w:rPr>
+            <w:instrText xml:space="preserve"> PAGE </w:instrText>
+          </w:r>
+          <w:r>
+            <w:rPr>
+              <w:rFonts w:ascii="Avenir Next" w:hAnsi="Avenir Next" w:cs="Avenir Next" w:eastAsia="Avenir Next"/>
+              <w:color w:val="5A5F66"/>
+              <w:sz w:val="15"/>
+              <w:szCs w:val="15"/>
+            </w:rPr>
+            <w:fldChar w:fldCharType="separate"/>
+          </w:r>
+          <w:r>
+            <w:rPr>
+              <w:rFonts w:ascii="Avenir Next" w:hAnsi="Avenir Next" w:cs="Avenir Next" w:eastAsia="Avenir Next"/>
+              <w:color w:val="5A5F66"/>
+              <w:sz w:val="15"/>
+              <w:szCs w:val="15"/>
+            </w:rPr>
+            <w:t xml:space="preserve">1</w:t>
+          </w:r>
+          <w:r>
+            <w:rPr>
+              <w:rFonts w:ascii="Avenir Next" w:hAnsi="Avenir Next" w:cs="Avenir Next" w:eastAsia="Avenir Next"/>
+              <w:color w:val="5A5F66"/>
+              <w:sz w:val="15"/>
+              <w:szCs w:val="15"/>
+            </w:rPr>
+            <w:fldChar w:fldCharType="end"/>
+          </w:r>
+          <w:r>
+            <w:rPr>
+              <w:rFonts w:ascii="Avenir Next" w:hAnsi="Avenir Next" w:cs="Avenir Next" w:eastAsia="Avenir Next"/>
+              <w:color w:val="5A5F66"/>
+              <w:sz w:val="15"/>
+              <w:szCs w:val="15"/>
+            </w:rPr>
+            <w:t xml:space="preserve"> of </w:t>
+          </w:r>
+          <w:r>
+            <w:rPr>
+              <w:rFonts w:ascii="Avenir Next" w:hAnsi="Avenir Next" w:cs="Avenir Next" w:eastAsia="Avenir Next"/>
+              <w:color w:val="5A5F66"/>
+              <w:sz w:val="15"/>
+              <w:szCs w:val="15"/>
+            </w:rPr>
+            <w:fldChar w:fldCharType="begin"/>
+          </w:r>
+          <w:r>
+            <w:rPr>
+              <w:rFonts w:ascii="Avenir Next" w:hAnsi="Avenir Next" w:cs="Avenir Next" w:eastAsia="Avenir Next"/>
+              <w:color w:val="5A5F66"/>
+              <w:sz w:val="15"/>
+              <w:szCs w:val="15"/>
+            </w:rPr>
+            <w:instrText xml:space="preserve"> NUMPAGES </w:instrText>
+          </w:r>
+          <w:r>
+            <w:rPr>
+              <w:rFonts w:ascii="Avenir Next" w:hAnsi="Avenir Next" w:cs="Avenir Next" w:eastAsia="Avenir Next"/>
+              <w:color w:val="5A5F66"/>
+              <w:sz w:val="15"/>
+              <w:szCs w:val="15"/>
+            </w:rPr>
+            <w:fldChar w:fldCharType="separate"/>
+          </w:r>
+          <w:r>
+            <w:rPr>
+              <w:rFonts w:ascii="Avenir Next" w:hAnsi="Avenir Next" w:cs="Avenir Next" w:eastAsia="Avenir Next"/>
+              <w:color w:val="5A5F66"/>
+              <w:sz w:val="15"/>
+              <w:szCs w:val="15"/>
+            </w:rPr>
+            <w:t xml:space="preserve">1</w:t>
+          </w:r>
+          <w:r>
+            <w:rPr>
+              <w:rFonts w:ascii="Avenir Next" w:hAnsi="Avenir Next" w:cs="Avenir Next" w:eastAsia="Avenir Next"/>
+              <w:color w:val="5A5F66"/>
+              <w:sz w:val="15"/>
+              <w:szCs w:val="15"/>
+            </w:rPr>
+            <w:fldChar w:fldCharType="end"/>
           </w:r>
         </w:p>
       </w:tc>
@@ -4183,5 +4304,23 @@
       </w:tblCellMar>
     </w:tblPr>
   </w:style>
+  <w:style w:type="paragraph" w:styleId="Heading1">
+    <w:name w:val="heading 1"/>
+    <w:basedOn w:val="Normal"/>
+    <w:pPr>
+      <w:outlineLvl w:val="0"/>
+      <w:keepNext w:val="0"/>
+      <w:keepLines w:val="0"/>
+    </w:pPr>
+  </w:style>
+  <w:style w:type="paragraph" w:styleId="Heading2">
+    <w:name w:val="heading 2"/>
+    <w:basedOn w:val="Normal"/>
+    <w:pPr>
+      <w:outlineLvl w:val="1"/>
+      <w:keepNext w:val="0"/>
+      <w:keepLines w:val="0"/>
+    </w:pPr>
+  </w:style>
 </w:styles>
 </file>